--- a/nirs/НИРС ИУ5-66Б Яншин.docx
+++ b/nirs/НИРС ИУ5-66Б Яншин.docx
@@ -504,8 +504,7 @@
               </w:tcPr>
               <w:p>
                 <w:pPr>
-                  <w:ind w:left="851" w:right="-284"/>
-                  <w:jc w:val="center"/>
+                  <w:ind w:right="-284"/>
                   <w:rPr>
                     <w:rFonts w:ascii="Times New Roman" w:hAnsi="Times New Roman" w:cs="Times New Roman"/>
                     <w:b/>
@@ -522,8 +521,54 @@
                     <w:szCs w:val="36"/>
                     <w:lang w:val="ru-RU"/>
                   </w:rPr>
-                  <w:t>Обнаружение мошеннических операций</w:t>
+                  <w:t xml:space="preserve">      </w:t>
                 </w:r>
+                <w:proofErr w:type="spellStart"/>
+                <w:r>
+                  <w:rPr>
+                    <w:rFonts w:ascii="Times New Roman" w:hAnsi="Times New Roman" w:cs="Times New Roman"/>
+                    <w:sz w:val="36"/>
+                    <w:szCs w:val="36"/>
+                  </w:rPr>
+                  <w:t>Прогнозирование</w:t>
+                </w:r>
+                <w:proofErr w:type="spellEnd"/>
+                <w:r>
+                  <w:rPr>
+                    <w:rFonts w:ascii="Times New Roman" w:hAnsi="Times New Roman" w:cs="Times New Roman"/>
+                    <w:sz w:val="36"/>
+                    <w:szCs w:val="36"/>
+                  </w:rPr>
+                  <w:t xml:space="preserve"> </w:t>
+                </w:r>
+                <w:proofErr w:type="spellStart"/>
+                <w:r>
+                  <w:rPr>
+                    <w:rFonts w:ascii="Times New Roman" w:hAnsi="Times New Roman" w:cs="Times New Roman"/>
+                    <w:sz w:val="36"/>
+                    <w:szCs w:val="36"/>
+                  </w:rPr>
+                  <w:t>сердечно-сосудистых</w:t>
+                </w:r>
+                <w:proofErr w:type="spellEnd"/>
+                <w:r>
+                  <w:rPr>
+                    <w:rFonts w:ascii="Times New Roman" w:hAnsi="Times New Roman" w:cs="Times New Roman"/>
+                    <w:sz w:val="36"/>
+                    <w:szCs w:val="36"/>
+                  </w:rPr>
+                  <w:t xml:space="preserve"> </w:t>
+                </w:r>
+                <w:proofErr w:type="spellStart"/>
+                <w:r>
+                  <w:rPr>
+                    <w:rFonts w:ascii="Times New Roman" w:hAnsi="Times New Roman" w:cs="Times New Roman"/>
+                    <w:sz w:val="36"/>
+                    <w:szCs w:val="36"/>
+                  </w:rPr>
+                  <w:t>заболеваний</w:t>
+                </w:r>
+                <w:proofErr w:type="spellEnd"/>
               </w:p>
             </w:tc>
           </w:tr>
@@ -544,40 +589,8 @@
                     <w:rFonts w:ascii="Times New Roman" w:hAnsi="Times New Roman" w:cs="Times New Roman"/>
                     <w:b/>
                     <w:i/>
-                    <w:sz w:val="40"/>
-                    <w:lang w:val="ru-RU"/>
-                  </w:rPr>
-                </w:pPr>
-                <w:r>
-                  <w:rPr>
-                    <w:rFonts w:ascii="Times New Roman" w:hAnsi="Times New Roman" w:cs="Times New Roman"/>
                     <w:sz w:val="36"/>
                     <w:szCs w:val="36"/>
-                    <w:lang w:val="ru-RU"/>
-                  </w:rPr>
-                  <w:t>с использованием алгоритмов машинного обучения</w:t>
-                </w:r>
-              </w:p>
-            </w:tc>
-          </w:tr>
-          <w:tr>
-            <w:tc>
-              <w:tcPr>
-                <w:tcW w:w="9349" w:type="dxa"/>
-                <w:tcBorders>
-                  <w:top w:val="single" w:sz="4" w:space="0" w:color="auto"/>
-                  <w:bottom w:val="single" w:sz="4" w:space="0" w:color="auto"/>
-                </w:tcBorders>
-              </w:tcPr>
-              <w:p>
-                <w:pPr>
-                  <w:ind w:left="851" w:right="-284"/>
-                  <w:jc w:val="center"/>
-                  <w:rPr>
-                    <w:rFonts w:ascii="Times New Roman" w:hAnsi="Times New Roman" w:cs="Times New Roman"/>
-                    <w:b/>
-                    <w:i/>
-                    <w:sz w:val="40"/>
                     <w:lang w:val="ru-RU"/>
                   </w:rPr>
                 </w:pPr>
@@ -601,7 +614,8 @@
                     <w:rFonts w:ascii="Times New Roman" w:hAnsi="Times New Roman" w:cs="Times New Roman"/>
                     <w:b/>
                     <w:i/>
-                    <w:sz w:val="40"/>
+                    <w:sz w:val="36"/>
+                    <w:szCs w:val="36"/>
                     <w:lang w:val="ru-RU"/>
                   </w:rPr>
                 </w:pPr>
@@ -625,7 +639,33 @@
                     <w:rFonts w:ascii="Times New Roman" w:hAnsi="Times New Roman" w:cs="Times New Roman"/>
                     <w:b/>
                     <w:i/>
-                    <w:sz w:val="40"/>
+                    <w:sz w:val="36"/>
+                    <w:szCs w:val="36"/>
+                    <w:lang w:val="ru-RU"/>
+                  </w:rPr>
+                </w:pPr>
+              </w:p>
+            </w:tc>
+          </w:tr>
+          <w:tr>
+            <w:tc>
+              <w:tcPr>
+                <w:tcW w:w="9349" w:type="dxa"/>
+                <w:tcBorders>
+                  <w:top w:val="single" w:sz="4" w:space="0" w:color="auto"/>
+                  <w:bottom w:val="single" w:sz="4" w:space="0" w:color="auto"/>
+                </w:tcBorders>
+              </w:tcPr>
+              <w:p>
+                <w:pPr>
+                  <w:ind w:left="851" w:right="-284"/>
+                  <w:jc w:val="center"/>
+                  <w:rPr>
+                    <w:rFonts w:ascii="Times New Roman" w:hAnsi="Times New Roman" w:cs="Times New Roman"/>
+                    <w:b/>
+                    <w:i/>
+                    <w:sz w:val="36"/>
+                    <w:szCs w:val="36"/>
                     <w:lang w:val="ru-RU"/>
                   </w:rPr>
                 </w:pPr>
@@ -737,7 +777,21 @@
                     <w:rFonts w:ascii="Times New Roman" w:hAnsi="Times New Roman" w:cs="Times New Roman"/>
                     <w:lang w:val="ru-RU"/>
                   </w:rPr>
-                  <w:t>ИУ5-63Б</w:t>
+                  <w:t>ИУ5-6</w:t>
+                </w:r>
+                <w:r>
+                  <w:rPr>
+                    <w:rFonts w:ascii="Times New Roman" w:hAnsi="Times New Roman" w:cs="Times New Roman"/>
+                    <w:lang w:val="ru-RU"/>
+                  </w:rPr>
+                  <w:t>6</w:t>
+                </w:r>
+                <w:r>
+                  <w:rPr>
+                    <w:rFonts w:ascii="Times New Roman" w:hAnsi="Times New Roman" w:cs="Times New Roman"/>
+                    <w:lang w:val="ru-RU"/>
+                  </w:rPr>
+                  <w:t>Б</w:t>
                 </w:r>
               </w:p>
             </w:tc>
@@ -809,7 +863,7 @@
                     <w:rFonts w:ascii="Times New Roman" w:hAnsi="Times New Roman" w:cs="Times New Roman"/>
                     <w:lang w:val="ru-RU"/>
                   </w:rPr>
-                  <w:t>А.А. Власов</w:t>
+                  <w:t>Т.И. Яншин</w:t>
                 </w:r>
               </w:p>
             </w:tc>
@@ -1324,7 +1378,23 @@
               <w:i/>
               <w:sz w:val="28"/>
             </w:rPr>
-            <w:t>2025 г.</w:t>
+            <w:t>202</w:t>
+          </w:r>
+          <w:r>
+            <w:rPr>
+              <w:rFonts w:ascii="Times New Roman" w:hAnsi="Times New Roman" w:cs="Times New Roman"/>
+              <w:i/>
+              <w:sz w:val="28"/>
+            </w:rPr>
+            <w:t>6</w:t>
+          </w:r>
+          <w:r>
+            <w:rPr>
+              <w:rFonts w:ascii="Times New Roman" w:hAnsi="Times New Roman" w:cs="Times New Roman"/>
+              <w:i/>
+              <w:sz w:val="28"/>
+            </w:rPr>
+            <w:t xml:space="preserve"> г.</w:t>
           </w:r>
           <w:r>
             <w:rPr>
@@ -1333,6 +1403,1969 @@
             </w:rPr>
             <w:br w:type="page"/>
           </w:r>
+        </w:p>
+        <w:p>
+          <w:pPr>
+            <w:spacing w:after="0" w:line="240" w:lineRule="auto"/>
+            <w:jc w:val="center"/>
+            <w:rPr>
+              <w:rFonts w:ascii="Times New Roman" w:eastAsia="Times New Roman" w:hAnsi="Times New Roman" w:cs="Times New Roman"/>
+              <w:b/>
+              <w:sz w:val="24"/>
+              <w:szCs w:val="24"/>
+              <w:lang w:eastAsia="ru-RU"/>
+            </w:rPr>
+          </w:pPr>
+          <w:r>
+            <w:rPr>
+              <w:rFonts w:ascii="Times New Roman" w:eastAsia="Times New Roman" w:hAnsi="Times New Roman" w:cs="Times New Roman"/>
+              <w:b/>
+              <w:sz w:val="24"/>
+              <w:szCs w:val="24"/>
+              <w:lang w:eastAsia="ru-RU"/>
+            </w:rPr>
+            <w:lastRenderedPageBreak/>
+            <w:t>Министерство науки и высшего образования Российской Федерации</w:t>
+          </w:r>
+        </w:p>
+        <w:p>
+          <w:pPr>
+            <w:spacing w:after="0" w:line="240" w:lineRule="auto"/>
+            <w:jc w:val="center"/>
+            <w:rPr>
+              <w:rFonts w:ascii="Times New Roman" w:eastAsia="Times New Roman" w:hAnsi="Times New Roman" w:cs="Times New Roman"/>
+              <w:b/>
+              <w:sz w:val="24"/>
+              <w:szCs w:val="24"/>
+              <w:lang w:eastAsia="ru-RU"/>
+            </w:rPr>
+          </w:pPr>
+          <w:r>
+            <w:rPr>
+              <w:rFonts w:ascii="Times New Roman" w:eastAsia="Times New Roman" w:hAnsi="Times New Roman" w:cs="Times New Roman"/>
+              <w:b/>
+              <w:sz w:val="24"/>
+              <w:szCs w:val="24"/>
+              <w:lang w:eastAsia="ru-RU"/>
+            </w:rPr>
+            <w:t xml:space="preserve">Федеральное государственное бюджетное образовательное учреждение </w:t>
+          </w:r>
+        </w:p>
+        <w:p>
+          <w:pPr>
+            <w:spacing w:after="0" w:line="240" w:lineRule="auto"/>
+            <w:jc w:val="center"/>
+            <w:rPr>
+              <w:rFonts w:ascii="Times New Roman" w:eastAsia="Times New Roman" w:hAnsi="Times New Roman" w:cs="Times New Roman"/>
+              <w:b/>
+              <w:sz w:val="24"/>
+              <w:szCs w:val="24"/>
+              <w:lang w:eastAsia="ru-RU"/>
+            </w:rPr>
+          </w:pPr>
+          <w:r>
+            <w:rPr>
+              <w:rFonts w:ascii="Times New Roman" w:eastAsia="Times New Roman" w:hAnsi="Times New Roman" w:cs="Times New Roman"/>
+              <w:b/>
+              <w:sz w:val="24"/>
+              <w:szCs w:val="24"/>
+              <w:lang w:eastAsia="ru-RU"/>
+            </w:rPr>
+            <w:t>высшего образования</w:t>
+          </w:r>
+        </w:p>
+        <w:p>
+          <w:pPr>
+            <w:spacing w:after="0" w:line="240" w:lineRule="auto"/>
+            <w:jc w:val="center"/>
+            <w:rPr>
+              <w:rFonts w:ascii="Times New Roman" w:eastAsia="Times New Roman" w:hAnsi="Times New Roman" w:cs="Times New Roman"/>
+              <w:b/>
+              <w:sz w:val="24"/>
+              <w:szCs w:val="24"/>
+              <w:lang w:eastAsia="ru-RU"/>
+            </w:rPr>
+          </w:pPr>
+          <w:r>
+            <w:rPr>
+              <w:rFonts w:ascii="Times New Roman" w:eastAsia="Times New Roman" w:hAnsi="Times New Roman" w:cs="Times New Roman"/>
+              <w:b/>
+              <w:sz w:val="24"/>
+              <w:szCs w:val="24"/>
+              <w:lang w:eastAsia="ru-RU"/>
+            </w:rPr>
+            <w:t>«Московский государственный технический университет имени Н.Э. Баумана</w:t>
+          </w:r>
+        </w:p>
+        <w:p>
+          <w:pPr>
+            <w:spacing w:after="0" w:line="240" w:lineRule="auto"/>
+            <w:jc w:val="center"/>
+            <w:rPr>
+              <w:rFonts w:ascii="Times New Roman" w:eastAsia="Times New Roman" w:hAnsi="Times New Roman" w:cs="Times New Roman"/>
+              <w:b/>
+              <w:sz w:val="24"/>
+              <w:szCs w:val="24"/>
+              <w:lang w:eastAsia="ru-RU"/>
+            </w:rPr>
+          </w:pPr>
+          <w:r>
+            <w:rPr>
+              <w:rFonts w:ascii="Times New Roman" w:eastAsia="Times New Roman" w:hAnsi="Times New Roman" w:cs="Times New Roman"/>
+              <w:b/>
+              <w:sz w:val="24"/>
+              <w:szCs w:val="24"/>
+              <w:lang w:eastAsia="ru-RU"/>
+            </w:rPr>
+            <w:t>(национальный исследовательский университет)»</w:t>
+          </w:r>
+        </w:p>
+        <w:p>
+          <w:pPr>
+            <w:pBdr>
+              <w:bottom w:val="single" w:sz="24" w:space="1" w:color="000000"/>
+            </w:pBdr>
+            <w:spacing w:after="0" w:line="240" w:lineRule="auto"/>
+            <w:jc w:val="center"/>
+            <w:rPr>
+              <w:rFonts w:ascii="Times New Roman" w:eastAsia="Times New Roman" w:hAnsi="Times New Roman" w:cs="Times New Roman"/>
+              <w:b/>
+              <w:sz w:val="24"/>
+              <w:szCs w:val="24"/>
+              <w:lang w:eastAsia="ru-RU"/>
+            </w:rPr>
+          </w:pPr>
+          <w:r>
+            <w:rPr>
+              <w:rFonts w:ascii="Times New Roman" w:eastAsia="Times New Roman" w:hAnsi="Times New Roman" w:cs="Times New Roman"/>
+              <w:b/>
+              <w:sz w:val="24"/>
+              <w:szCs w:val="24"/>
+              <w:lang w:eastAsia="ru-RU"/>
+            </w:rPr>
+            <w:t>(МГТУ им. Н.Э. Баумана)</w:t>
+          </w:r>
+        </w:p>
+        <w:p>
+          <w:pPr>
+            <w:spacing w:after="0" w:line="240" w:lineRule="auto"/>
+            <w:jc w:val="center"/>
+            <w:rPr>
+              <w:rFonts w:ascii="Times New Roman" w:eastAsia="Times New Roman" w:hAnsi="Times New Roman" w:cs="Times New Roman"/>
+              <w:b/>
+              <w:sz w:val="14"/>
+              <w:szCs w:val="14"/>
+              <w:lang w:eastAsia="ru-RU"/>
+            </w:rPr>
+          </w:pPr>
+        </w:p>
+        <w:p>
+          <w:pPr>
+            <w:spacing w:after="0" w:line="240" w:lineRule="auto"/>
+            <w:ind w:right="1418"/>
+            <w:jc w:val="right"/>
+            <w:rPr>
+              <w:rFonts w:ascii="Times New Roman" w:eastAsia="Times New Roman" w:hAnsi="Times New Roman" w:cs="Times New Roman"/>
+              <w:sz w:val="24"/>
+              <w:szCs w:val="24"/>
+              <w:lang w:eastAsia="ru-RU"/>
+            </w:rPr>
+          </w:pPr>
+          <w:r>
+            <w:rPr>
+              <w:rFonts w:ascii="Times New Roman" w:eastAsia="Times New Roman" w:hAnsi="Times New Roman" w:cs="Times New Roman"/>
+              <w:sz w:val="24"/>
+              <w:szCs w:val="24"/>
+              <w:lang w:eastAsia="ru-RU"/>
+            </w:rPr>
+            <w:t>УТВЕРЖДАЮ</w:t>
+          </w:r>
+        </w:p>
+        <w:p>
+          <w:pPr>
+            <w:spacing w:after="0" w:line="240" w:lineRule="auto"/>
+            <w:jc w:val="right"/>
+            <w:rPr>
+              <w:rFonts w:ascii="Times New Roman" w:eastAsia="Times New Roman" w:hAnsi="Times New Roman" w:cs="Times New Roman"/>
+              <w:sz w:val="24"/>
+              <w:szCs w:val="24"/>
+              <w:lang w:eastAsia="ru-RU"/>
+            </w:rPr>
+          </w:pPr>
+          <w:r>
+            <w:rPr>
+              <w:rFonts w:ascii="Times New Roman" w:eastAsia="Times New Roman" w:hAnsi="Times New Roman" w:cs="Times New Roman"/>
+              <w:sz w:val="24"/>
+              <w:szCs w:val="24"/>
+              <w:lang w:eastAsia="ru-RU"/>
+            </w:rPr>
+            <w:t>Заведующий кафедрой __</w:t>
+          </w:r>
+          <w:r>
+            <w:rPr>
+              <w:rFonts w:ascii="Times New Roman" w:eastAsia="Times New Roman" w:hAnsi="Times New Roman" w:cs="Times New Roman"/>
+              <w:sz w:val="24"/>
+              <w:szCs w:val="24"/>
+              <w:u w:val="single"/>
+              <w:lang w:eastAsia="ru-RU"/>
+            </w:rPr>
+            <w:t>ИУ5</w:t>
+          </w:r>
+          <w:r>
+            <w:rPr>
+              <w:rFonts w:ascii="Times New Roman" w:eastAsia="Times New Roman" w:hAnsi="Times New Roman" w:cs="Times New Roman"/>
+              <w:sz w:val="24"/>
+              <w:szCs w:val="24"/>
+              <w:lang w:eastAsia="ru-RU"/>
+            </w:rPr>
+            <w:t>___</w:t>
+          </w:r>
+        </w:p>
+        <w:p>
+          <w:pPr>
+            <w:spacing w:after="0" w:line="240" w:lineRule="auto"/>
+            <w:ind w:left="7799" w:right="-2" w:firstLine="708"/>
+            <w:jc w:val="center"/>
+            <w:rPr>
+              <w:rFonts w:ascii="Times New Roman" w:eastAsia="Times New Roman" w:hAnsi="Times New Roman" w:cs="Times New Roman"/>
+              <w:sz w:val="16"/>
+              <w:szCs w:val="16"/>
+              <w:lang w:eastAsia="ru-RU"/>
+            </w:rPr>
+          </w:pPr>
+          <w:r>
+            <w:rPr>
+              <w:rFonts w:ascii="Times New Roman" w:eastAsia="Times New Roman" w:hAnsi="Times New Roman" w:cs="Times New Roman"/>
+              <w:sz w:val="16"/>
+              <w:szCs w:val="16"/>
+              <w:lang w:eastAsia="ru-RU"/>
+            </w:rPr>
+            <w:t>(Индекс)</w:t>
+          </w:r>
+        </w:p>
+        <w:p>
+          <w:pPr>
+            <w:spacing w:after="0" w:line="240" w:lineRule="auto"/>
+            <w:jc w:val="right"/>
+            <w:rPr>
+              <w:rFonts w:ascii="Times New Roman" w:eastAsia="Times New Roman" w:hAnsi="Times New Roman" w:cs="Times New Roman"/>
+              <w:sz w:val="24"/>
+              <w:szCs w:val="24"/>
+              <w:lang w:eastAsia="ru-RU"/>
+            </w:rPr>
+          </w:pPr>
+          <w:r>
+            <w:rPr>
+              <w:rFonts w:ascii="Times New Roman" w:eastAsia="Times New Roman" w:hAnsi="Times New Roman" w:cs="Times New Roman"/>
+              <w:sz w:val="24"/>
+              <w:szCs w:val="24"/>
+              <w:lang w:eastAsia="ru-RU"/>
+            </w:rPr>
+            <w:t>______________   _</w:t>
+          </w:r>
+          <w:r>
+            <w:rPr>
+              <w:rFonts w:ascii="Times New Roman" w:eastAsia="Times New Roman" w:hAnsi="Times New Roman" w:cs="Times New Roman"/>
+              <w:sz w:val="24"/>
+              <w:szCs w:val="24"/>
+              <w:u w:val="single"/>
+              <w:lang w:eastAsia="ru-RU"/>
+            </w:rPr>
+            <w:t>В.И. Терехов</w:t>
+          </w:r>
+          <w:r>
+            <w:rPr>
+              <w:rFonts w:ascii="Times New Roman" w:eastAsia="Times New Roman" w:hAnsi="Times New Roman" w:cs="Times New Roman"/>
+              <w:sz w:val="24"/>
+              <w:szCs w:val="24"/>
+              <w:lang w:eastAsia="ru-RU"/>
+            </w:rPr>
+            <w:t>_____</w:t>
+          </w:r>
+        </w:p>
+        <w:p>
+          <w:pPr>
+            <w:spacing w:after="0" w:line="240" w:lineRule="auto"/>
+            <w:ind w:left="7799" w:right="-2"/>
+            <w:rPr>
+              <w:rFonts w:ascii="Times New Roman" w:eastAsia="Times New Roman" w:hAnsi="Times New Roman" w:cs="Times New Roman"/>
+              <w:sz w:val="16"/>
+              <w:szCs w:val="16"/>
+              <w:lang w:eastAsia="ru-RU"/>
+            </w:rPr>
+          </w:pPr>
+          <w:r>
+            <w:rPr>
+              <w:rFonts w:ascii="Times New Roman" w:eastAsia="Times New Roman" w:hAnsi="Times New Roman" w:cs="Times New Roman"/>
+              <w:sz w:val="16"/>
+              <w:szCs w:val="16"/>
+              <w:lang w:eastAsia="ru-RU"/>
+            </w:rPr>
+            <w:t>(</w:t>
+          </w:r>
+          <w:proofErr w:type="spellStart"/>
+          <w:r>
+            <w:rPr>
+              <w:rFonts w:ascii="Times New Roman" w:eastAsia="Times New Roman" w:hAnsi="Times New Roman" w:cs="Times New Roman"/>
+              <w:sz w:val="16"/>
+              <w:szCs w:val="16"/>
+              <w:lang w:eastAsia="ru-RU"/>
+            </w:rPr>
+            <w:t>И.О.Фамилия</w:t>
+          </w:r>
+          <w:proofErr w:type="spellEnd"/>
+          <w:r>
+            <w:rPr>
+              <w:rFonts w:ascii="Times New Roman" w:eastAsia="Times New Roman" w:hAnsi="Times New Roman" w:cs="Times New Roman"/>
+              <w:sz w:val="16"/>
+              <w:szCs w:val="16"/>
+              <w:lang w:eastAsia="ru-RU"/>
+            </w:rPr>
+            <w:t>)</w:t>
+          </w:r>
+        </w:p>
+        <w:p>
+          <w:pPr>
+            <w:spacing w:after="0" w:line="240" w:lineRule="auto"/>
+            <w:jc w:val="right"/>
+            <w:rPr>
+              <w:rFonts w:ascii="Times New Roman" w:eastAsia="Times New Roman" w:hAnsi="Times New Roman" w:cs="Times New Roman"/>
+              <w:sz w:val="24"/>
+              <w:szCs w:val="24"/>
+              <w:lang w:eastAsia="ru-RU"/>
+            </w:rPr>
+          </w:pPr>
+          <w:proofErr w:type="gramStart"/>
+          <w:r>
+            <w:rPr>
+              <w:rFonts w:ascii="Times New Roman" w:eastAsia="Times New Roman" w:hAnsi="Times New Roman" w:cs="Times New Roman"/>
+              <w:sz w:val="24"/>
+              <w:szCs w:val="24"/>
+              <w:lang w:eastAsia="ru-RU"/>
+            </w:rPr>
+            <w:t>« _</w:t>
+          </w:r>
+          <w:proofErr w:type="gramEnd"/>
+          <w:r>
+            <w:rPr>
+              <w:rFonts w:ascii="Times New Roman" w:eastAsia="Times New Roman" w:hAnsi="Times New Roman" w:cs="Times New Roman"/>
+              <w:sz w:val="24"/>
+              <w:szCs w:val="24"/>
+              <w:lang w:eastAsia="ru-RU"/>
+            </w:rPr>
+            <w:t>___</w:t>
+          </w:r>
+          <w:proofErr w:type="gramStart"/>
+          <w:r>
+            <w:rPr>
+              <w:rFonts w:ascii="Times New Roman" w:eastAsia="Times New Roman" w:hAnsi="Times New Roman" w:cs="Times New Roman"/>
+              <w:sz w:val="24"/>
+              <w:szCs w:val="24"/>
+              <w:lang w:eastAsia="ru-RU"/>
+            </w:rPr>
+            <w:t>_ »</w:t>
+          </w:r>
+          <w:proofErr w:type="gramEnd"/>
+          <w:r>
+            <w:rPr>
+              <w:rFonts w:ascii="Times New Roman" w:eastAsia="Times New Roman" w:hAnsi="Times New Roman" w:cs="Times New Roman"/>
+              <w:sz w:val="24"/>
+              <w:szCs w:val="24"/>
+              <w:lang w:eastAsia="ru-RU"/>
+            </w:rPr>
+            <w:t xml:space="preserve"> ____________ 20 ____ г.</w:t>
+          </w:r>
+        </w:p>
+        <w:p>
+          <w:pPr>
+            <w:spacing w:after="0" w:line="240" w:lineRule="auto"/>
+            <w:rPr>
+              <w:rFonts w:ascii="Times New Roman" w:eastAsia="Times New Roman" w:hAnsi="Times New Roman" w:cs="Times New Roman"/>
+              <w:sz w:val="14"/>
+              <w:szCs w:val="14"/>
+              <w:lang w:eastAsia="ru-RU"/>
+            </w:rPr>
+          </w:pPr>
+        </w:p>
+        <w:p>
+          <w:pPr>
+            <w:spacing w:after="0" w:line="240" w:lineRule="auto"/>
+            <w:jc w:val="center"/>
+            <w:rPr>
+              <w:rFonts w:ascii="Times New Roman" w:eastAsia="Times New Roman" w:hAnsi="Times New Roman" w:cs="Times New Roman"/>
+              <w:b/>
+              <w:sz w:val="36"/>
+              <w:szCs w:val="36"/>
+              <w:lang w:eastAsia="ru-RU"/>
+            </w:rPr>
+          </w:pPr>
+          <w:r>
+            <w:rPr>
+              <w:rFonts w:ascii="Times New Roman" w:eastAsia="Times New Roman" w:hAnsi="Times New Roman" w:cs="Times New Roman"/>
+              <w:b/>
+              <w:sz w:val="36"/>
+              <w:szCs w:val="36"/>
+              <w:lang w:eastAsia="ru-RU"/>
+            </w:rPr>
+            <w:t>ЗАДАНИЕ</w:t>
+          </w:r>
+        </w:p>
+        <w:p>
+          <w:pPr>
+            <w:spacing w:after="0" w:line="240" w:lineRule="auto"/>
+            <w:jc w:val="center"/>
+            <w:rPr>
+              <w:rFonts w:ascii="Times New Roman" w:eastAsia="Times New Roman" w:hAnsi="Times New Roman" w:cs="Times New Roman"/>
+              <w:b/>
+              <w:sz w:val="32"/>
+              <w:szCs w:val="32"/>
+              <w:lang w:eastAsia="ru-RU"/>
+            </w:rPr>
+          </w:pPr>
+          <w:r>
+            <w:rPr>
+              <w:rFonts w:ascii="Times New Roman" w:eastAsia="Times New Roman" w:hAnsi="Times New Roman" w:cs="Times New Roman"/>
+              <w:b/>
+              <w:sz w:val="32"/>
+              <w:szCs w:val="32"/>
+              <w:lang w:eastAsia="ru-RU"/>
+            </w:rPr>
+            <w:t>на выполнение научно-исследовательской работы</w:t>
+          </w:r>
+        </w:p>
+        <w:p>
+          <w:pPr>
+            <w:spacing w:after="0" w:line="240" w:lineRule="auto"/>
+            <w:rPr>
+              <w:rFonts w:ascii="Times New Roman" w:eastAsia="Times New Roman" w:hAnsi="Times New Roman" w:cs="Times New Roman"/>
+              <w:sz w:val="14"/>
+              <w:szCs w:val="14"/>
+              <w:lang w:eastAsia="ru-RU"/>
+            </w:rPr>
+          </w:pPr>
+        </w:p>
+        <w:p>
+          <w:pPr>
+            <w:spacing w:after="0" w:line="240" w:lineRule="auto"/>
+            <w:rPr>
+              <w:rFonts w:ascii="Times New Roman" w:eastAsia="Times New Roman" w:hAnsi="Times New Roman" w:cs="Times New Roman"/>
+              <w:sz w:val="24"/>
+              <w:szCs w:val="24"/>
+              <w:lang w:eastAsia="ru-RU"/>
+            </w:rPr>
+          </w:pPr>
+          <w:r>
+            <w:rPr>
+              <w:rFonts w:ascii="Times New Roman" w:eastAsia="Times New Roman" w:hAnsi="Times New Roman" w:cs="Times New Roman"/>
+              <w:sz w:val="24"/>
+              <w:szCs w:val="24"/>
+              <w:lang w:eastAsia="ru-RU"/>
+            </w:rPr>
+            <w:t xml:space="preserve">по теме </w:t>
+          </w:r>
+          <w:r>
+            <w:rPr>
+              <w:rFonts w:ascii="Times New Roman" w:eastAsia="Times New Roman" w:hAnsi="Times New Roman" w:cs="Times New Roman"/>
+              <w:sz w:val="24"/>
+              <w:szCs w:val="24"/>
+              <w:u w:val="single"/>
+              <w:lang w:eastAsia="ru-RU"/>
+            </w:rPr>
+            <w:t>_ «</w:t>
+          </w:r>
+          <w:r>
+            <w:rPr>
+              <w:rFonts w:ascii="Times New Roman" w:eastAsia="Times New Roman" w:hAnsi="Times New Roman" w:cs="Times New Roman"/>
+              <w:sz w:val="24"/>
+              <w:szCs w:val="24"/>
+              <w:u w:val="single"/>
+              <w:lang w:eastAsia="ru-RU"/>
+            </w:rPr>
+            <w:t>Прогнозирование сердечно-сосудистых заболеваний</w:t>
+          </w:r>
+          <w:r>
+            <w:rPr>
+              <w:rFonts w:ascii="Times New Roman" w:eastAsia="Times New Roman" w:hAnsi="Times New Roman" w:cs="Times New Roman"/>
+              <w:sz w:val="24"/>
+              <w:szCs w:val="24"/>
+              <w:u w:val="single"/>
+              <w:lang w:eastAsia="ru-RU"/>
+            </w:rPr>
+            <w:t>»</w:t>
+          </w:r>
+        </w:p>
+        <w:p>
+          <w:pPr>
+            <w:spacing w:after="0" w:line="240" w:lineRule="auto"/>
+            <w:rPr>
+              <w:rFonts w:ascii="Times New Roman" w:eastAsia="Times New Roman" w:hAnsi="Times New Roman" w:cs="Times New Roman"/>
+              <w:sz w:val="18"/>
+              <w:szCs w:val="18"/>
+              <w:lang w:eastAsia="ru-RU"/>
+            </w:rPr>
+          </w:pPr>
+        </w:p>
+        <w:p>
+          <w:pPr>
+            <w:spacing w:after="0" w:line="240" w:lineRule="auto"/>
+            <w:rPr>
+              <w:rFonts w:ascii="Times New Roman" w:eastAsia="Times New Roman" w:hAnsi="Times New Roman" w:cs="Times New Roman"/>
+              <w:sz w:val="24"/>
+              <w:szCs w:val="24"/>
+              <w:lang w:eastAsia="ru-RU"/>
+            </w:rPr>
+          </w:pPr>
+          <w:r>
+            <w:rPr>
+              <w:rFonts w:ascii="Times New Roman" w:eastAsia="Times New Roman" w:hAnsi="Times New Roman" w:cs="Times New Roman"/>
+              <w:sz w:val="24"/>
+              <w:szCs w:val="24"/>
+              <w:lang w:eastAsia="ru-RU"/>
+            </w:rPr>
+            <w:t>Студент группы _______</w:t>
+          </w:r>
+          <w:r>
+            <w:rPr>
+              <w:rFonts w:ascii="Times New Roman" w:eastAsia="Times New Roman" w:hAnsi="Times New Roman" w:cs="Times New Roman"/>
+              <w:sz w:val="24"/>
+              <w:szCs w:val="24"/>
+              <w:u w:val="single"/>
+              <w:lang w:eastAsia="ru-RU"/>
+            </w:rPr>
+            <w:t>ИУ5-6</w:t>
+          </w:r>
+          <w:r>
+            <w:rPr>
+              <w:rFonts w:ascii="Times New Roman" w:eastAsia="Times New Roman" w:hAnsi="Times New Roman" w:cs="Times New Roman"/>
+              <w:sz w:val="24"/>
+              <w:szCs w:val="24"/>
+              <w:u w:val="single"/>
+              <w:lang w:eastAsia="ru-RU"/>
+            </w:rPr>
+            <w:t>6</w:t>
+          </w:r>
+          <w:r>
+            <w:rPr>
+              <w:rFonts w:ascii="Times New Roman" w:eastAsia="Times New Roman" w:hAnsi="Times New Roman" w:cs="Times New Roman"/>
+              <w:sz w:val="24"/>
+              <w:szCs w:val="24"/>
+              <w:u w:val="single"/>
+              <w:lang w:eastAsia="ru-RU"/>
+            </w:rPr>
+            <w:t>Б</w:t>
+          </w:r>
+          <w:r>
+            <w:rPr>
+              <w:rFonts w:ascii="Times New Roman" w:eastAsia="Times New Roman" w:hAnsi="Times New Roman" w:cs="Times New Roman"/>
+              <w:sz w:val="24"/>
+              <w:szCs w:val="24"/>
+              <w:lang w:eastAsia="ru-RU"/>
+            </w:rPr>
+            <w:t>________</w:t>
+          </w:r>
+        </w:p>
+        <w:p>
+          <w:pPr>
+            <w:spacing w:after="0" w:line="240" w:lineRule="auto"/>
+            <w:rPr>
+              <w:rFonts w:ascii="Times New Roman" w:eastAsia="Times New Roman" w:hAnsi="Times New Roman" w:cs="Times New Roman"/>
+              <w:sz w:val="14"/>
+              <w:szCs w:val="14"/>
+              <w:lang w:eastAsia="ru-RU"/>
+            </w:rPr>
+          </w:pPr>
+        </w:p>
+        <w:p>
+          <w:pPr>
+            <w:spacing w:after="0" w:line="240" w:lineRule="auto"/>
+            <w:rPr>
+              <w:rFonts w:ascii="Times New Roman" w:eastAsia="Times New Roman" w:hAnsi="Times New Roman" w:cs="Times New Roman"/>
+              <w:sz w:val="24"/>
+              <w:szCs w:val="24"/>
+              <w:lang w:eastAsia="ru-RU"/>
+            </w:rPr>
+          </w:pPr>
+          <w:r>
+            <w:rPr>
+              <w:rFonts w:ascii="Times New Roman" w:eastAsia="Times New Roman" w:hAnsi="Times New Roman" w:cs="Times New Roman"/>
+              <w:sz w:val="24"/>
+              <w:szCs w:val="24"/>
+              <w:lang w:eastAsia="ru-RU"/>
+            </w:rPr>
+            <w:t>_______________</w:t>
+          </w:r>
+          <w:r>
+            <w:rPr>
+              <w:rFonts w:ascii="Times New Roman" w:eastAsia="Times New Roman" w:hAnsi="Times New Roman" w:cs="Times New Roman"/>
+              <w:sz w:val="24"/>
+              <w:szCs w:val="24"/>
+              <w:u w:val="single"/>
+              <w:lang w:eastAsia="ru-RU"/>
+            </w:rPr>
+            <w:t>Яншин Тимур Ильдарович</w:t>
+          </w:r>
+          <w:r>
+            <w:rPr>
+              <w:rFonts w:ascii="Times New Roman" w:eastAsia="Times New Roman" w:hAnsi="Times New Roman" w:cs="Times New Roman"/>
+              <w:sz w:val="24"/>
+              <w:szCs w:val="24"/>
+              <w:lang w:eastAsia="ru-RU"/>
+            </w:rPr>
+            <w:t>__________________________________</w:t>
+          </w:r>
+        </w:p>
+        <w:p>
+          <w:pPr>
+            <w:spacing w:after="0" w:line="240" w:lineRule="auto"/>
+            <w:jc w:val="center"/>
+            <w:rPr>
+              <w:rFonts w:ascii="Times New Roman" w:eastAsia="Times New Roman" w:hAnsi="Times New Roman" w:cs="Times New Roman"/>
+              <w:sz w:val="20"/>
+              <w:szCs w:val="20"/>
+              <w:lang w:eastAsia="ru-RU"/>
+            </w:rPr>
+          </w:pPr>
+          <w:r>
+            <w:rPr>
+              <w:rFonts w:ascii="Times New Roman" w:eastAsia="Times New Roman" w:hAnsi="Times New Roman" w:cs="Times New Roman"/>
+              <w:sz w:val="20"/>
+              <w:szCs w:val="20"/>
+              <w:lang w:eastAsia="ru-RU"/>
+            </w:rPr>
+            <w:t>(Фамилия, имя, отчество)</w:t>
+          </w:r>
+        </w:p>
+        <w:p>
+          <w:pPr>
+            <w:spacing w:after="0" w:line="240" w:lineRule="auto"/>
+            <w:rPr>
+              <w:rFonts w:ascii="Times New Roman" w:eastAsia="Times New Roman" w:hAnsi="Times New Roman" w:cs="Times New Roman"/>
+              <w:sz w:val="12"/>
+              <w:szCs w:val="12"/>
+              <w:lang w:eastAsia="ru-RU"/>
+            </w:rPr>
+          </w:pPr>
+        </w:p>
+        <w:p>
+          <w:pPr>
+            <w:spacing w:after="0" w:line="240" w:lineRule="auto"/>
+            <w:rPr>
+              <w:rFonts w:ascii="Times New Roman" w:eastAsia="Times New Roman" w:hAnsi="Times New Roman" w:cs="Times New Roman"/>
+              <w:sz w:val="24"/>
+              <w:szCs w:val="24"/>
+              <w:lang w:eastAsia="ru-RU"/>
+            </w:rPr>
+          </w:pPr>
+          <w:r>
+            <w:rPr>
+              <w:rFonts w:ascii="Times New Roman" w:eastAsia="Times New Roman" w:hAnsi="Times New Roman" w:cs="Times New Roman"/>
+              <w:sz w:val="24"/>
+              <w:szCs w:val="24"/>
+              <w:lang w:eastAsia="ru-RU"/>
+            </w:rPr>
+            <w:t>Направленность НИР (учебная, исследовательская, практическая, производственная, др.)</w:t>
+          </w:r>
+        </w:p>
+        <w:p>
+          <w:pPr>
+            <w:spacing w:after="0" w:line="240" w:lineRule="auto"/>
+            <w:rPr>
+              <w:rFonts w:ascii="Times New Roman" w:eastAsia="Times New Roman" w:hAnsi="Times New Roman" w:cs="Times New Roman"/>
+              <w:sz w:val="24"/>
+              <w:szCs w:val="24"/>
+              <w:lang w:eastAsia="ru-RU"/>
+            </w:rPr>
+          </w:pPr>
+          <w:r>
+            <w:rPr>
+              <w:rFonts w:ascii="Times New Roman" w:eastAsia="Times New Roman" w:hAnsi="Times New Roman" w:cs="Times New Roman"/>
+              <w:sz w:val="24"/>
+              <w:szCs w:val="24"/>
+              <w:lang w:eastAsia="ru-RU"/>
+            </w:rPr>
+            <w:t>_______________________________</w:t>
+          </w:r>
+          <w:r>
+            <w:rPr>
+              <w:rFonts w:ascii="Times New Roman" w:eastAsia="Times New Roman" w:hAnsi="Times New Roman" w:cs="Times New Roman"/>
+              <w:sz w:val="24"/>
+              <w:szCs w:val="24"/>
+              <w:u w:val="single"/>
+              <w:lang w:eastAsia="ru-RU"/>
+            </w:rPr>
+            <w:t>Исследовательская</w:t>
+          </w:r>
+          <w:r>
+            <w:rPr>
+              <w:rFonts w:ascii="Times New Roman" w:eastAsia="Times New Roman" w:hAnsi="Times New Roman" w:cs="Times New Roman"/>
+              <w:sz w:val="24"/>
+              <w:szCs w:val="24"/>
+              <w:lang w:eastAsia="ru-RU"/>
+            </w:rPr>
+            <w:t>______________________________</w:t>
+          </w:r>
+        </w:p>
+        <w:p>
+          <w:pPr>
+            <w:spacing w:after="0" w:line="240" w:lineRule="auto"/>
+            <w:rPr>
+              <w:rFonts w:ascii="Times New Roman" w:eastAsia="Times New Roman" w:hAnsi="Times New Roman" w:cs="Times New Roman"/>
+              <w:sz w:val="24"/>
+              <w:szCs w:val="24"/>
+              <w:lang w:eastAsia="ru-RU"/>
+            </w:rPr>
+          </w:pPr>
+          <w:r>
+            <w:rPr>
+              <w:rFonts w:ascii="Times New Roman" w:eastAsia="Times New Roman" w:hAnsi="Times New Roman" w:cs="Times New Roman"/>
+              <w:sz w:val="24"/>
+              <w:szCs w:val="24"/>
+              <w:lang w:eastAsia="ru-RU"/>
+            </w:rPr>
+            <w:t>Источник тематики(</w:t>
+          </w:r>
+          <w:proofErr w:type="spellStart"/>
+          <w:proofErr w:type="gramStart"/>
+          <w:r>
+            <w:rPr>
+              <w:rFonts w:ascii="Times New Roman" w:eastAsia="Times New Roman" w:hAnsi="Times New Roman" w:cs="Times New Roman"/>
+              <w:sz w:val="24"/>
+              <w:szCs w:val="24"/>
+              <w:lang w:eastAsia="ru-RU"/>
+            </w:rPr>
+            <w:t>кафедра,предприятие</w:t>
+          </w:r>
+          <w:proofErr w:type="gramEnd"/>
+          <w:r>
+            <w:rPr>
+              <w:rFonts w:ascii="Times New Roman" w:eastAsia="Times New Roman" w:hAnsi="Times New Roman" w:cs="Times New Roman"/>
+              <w:sz w:val="24"/>
+              <w:szCs w:val="24"/>
+              <w:lang w:eastAsia="ru-RU"/>
+            </w:rPr>
+            <w:t>,НИР</w:t>
+          </w:r>
+          <w:proofErr w:type="spellEnd"/>
+          <w:r>
+            <w:rPr>
+              <w:rFonts w:ascii="Times New Roman" w:eastAsia="Times New Roman" w:hAnsi="Times New Roman" w:cs="Times New Roman"/>
+              <w:sz w:val="24"/>
+              <w:szCs w:val="24"/>
+              <w:lang w:eastAsia="ru-RU"/>
+            </w:rPr>
+            <w:t>) _______________</w:t>
+          </w:r>
+          <w:r>
+            <w:rPr>
+              <w:rFonts w:ascii="Times New Roman" w:eastAsia="Times New Roman" w:hAnsi="Times New Roman" w:cs="Times New Roman"/>
+              <w:sz w:val="24"/>
+              <w:szCs w:val="24"/>
+              <w:u w:val="single"/>
+              <w:lang w:eastAsia="ru-RU"/>
+            </w:rPr>
+            <w:t>НИР</w:t>
+          </w:r>
+          <w:r>
+            <w:rPr>
+              <w:rFonts w:ascii="Times New Roman" w:eastAsia="Times New Roman" w:hAnsi="Times New Roman" w:cs="Times New Roman"/>
+              <w:sz w:val="24"/>
+              <w:szCs w:val="24"/>
+              <w:lang w:eastAsia="ru-RU"/>
+            </w:rPr>
+            <w:t>_________________</w:t>
+          </w:r>
+        </w:p>
+        <w:p>
+          <w:pPr>
+            <w:spacing w:after="0" w:line="240" w:lineRule="auto"/>
+            <w:rPr>
+              <w:rFonts w:ascii="Times New Roman" w:eastAsia="Times New Roman" w:hAnsi="Times New Roman" w:cs="Times New Roman"/>
+              <w:sz w:val="20"/>
+              <w:szCs w:val="20"/>
+              <w:lang w:eastAsia="ru-RU"/>
+            </w:rPr>
+          </w:pPr>
+        </w:p>
+        <w:p>
+          <w:pPr>
+            <w:spacing w:after="0" w:line="300" w:lineRule="auto"/>
+            <w:rPr>
+              <w:rFonts w:ascii="Times New Roman" w:eastAsia="Times New Roman" w:hAnsi="Times New Roman" w:cs="Times New Roman"/>
+              <w:sz w:val="24"/>
+              <w:szCs w:val="24"/>
+              <w:lang w:eastAsia="ru-RU"/>
+            </w:rPr>
+          </w:pPr>
+          <w:r>
+            <w:rPr>
+              <w:rFonts w:ascii="Times New Roman" w:eastAsia="Times New Roman" w:hAnsi="Times New Roman" w:cs="Times New Roman"/>
+              <w:sz w:val="24"/>
+              <w:szCs w:val="24"/>
+              <w:lang w:eastAsia="ru-RU"/>
+            </w:rPr>
+            <w:t xml:space="preserve">График выполнения </w:t>
+          </w:r>
+          <w:proofErr w:type="gramStart"/>
+          <w:r>
+            <w:rPr>
+              <w:rFonts w:ascii="Times New Roman" w:eastAsia="Times New Roman" w:hAnsi="Times New Roman" w:cs="Times New Roman"/>
+              <w:sz w:val="24"/>
+              <w:szCs w:val="24"/>
+              <w:lang w:eastAsia="ru-RU"/>
+            </w:rPr>
+            <w:t xml:space="preserve">НИР:   </w:t>
+          </w:r>
+          <w:proofErr w:type="gramEnd"/>
+          <w:r>
+            <w:rPr>
+              <w:rFonts w:ascii="Times New Roman" w:eastAsia="Times New Roman" w:hAnsi="Times New Roman" w:cs="Times New Roman"/>
+              <w:sz w:val="24"/>
+              <w:szCs w:val="24"/>
+              <w:lang w:eastAsia="ru-RU"/>
+            </w:rPr>
+            <w:t xml:space="preserve">  25% к 3 </w:t>
+          </w:r>
+          <w:proofErr w:type="spellStart"/>
+          <w:r>
+            <w:rPr>
+              <w:rFonts w:ascii="Times New Roman" w:eastAsia="Times New Roman" w:hAnsi="Times New Roman" w:cs="Times New Roman"/>
+              <w:sz w:val="24"/>
+              <w:szCs w:val="24"/>
+              <w:lang w:eastAsia="ru-RU"/>
+            </w:rPr>
+            <w:t>нед</w:t>
+          </w:r>
+          <w:proofErr w:type="spellEnd"/>
+          <w:r>
+            <w:rPr>
+              <w:rFonts w:ascii="Times New Roman" w:eastAsia="Times New Roman" w:hAnsi="Times New Roman" w:cs="Times New Roman"/>
+              <w:sz w:val="24"/>
+              <w:szCs w:val="24"/>
+              <w:lang w:eastAsia="ru-RU"/>
+            </w:rPr>
+            <w:t xml:space="preserve">., 50% к 9 </w:t>
+          </w:r>
+          <w:proofErr w:type="spellStart"/>
+          <w:r>
+            <w:rPr>
+              <w:rFonts w:ascii="Times New Roman" w:eastAsia="Times New Roman" w:hAnsi="Times New Roman" w:cs="Times New Roman"/>
+              <w:sz w:val="24"/>
+              <w:szCs w:val="24"/>
+              <w:lang w:eastAsia="ru-RU"/>
+            </w:rPr>
+            <w:t>нед</w:t>
+          </w:r>
+          <w:proofErr w:type="spellEnd"/>
+          <w:r>
+            <w:rPr>
+              <w:rFonts w:ascii="Times New Roman" w:eastAsia="Times New Roman" w:hAnsi="Times New Roman" w:cs="Times New Roman"/>
+              <w:sz w:val="24"/>
+              <w:szCs w:val="24"/>
+              <w:lang w:eastAsia="ru-RU"/>
+            </w:rPr>
+            <w:t xml:space="preserve">., 75% к 12 </w:t>
+          </w:r>
+          <w:proofErr w:type="spellStart"/>
+          <w:r>
+            <w:rPr>
+              <w:rFonts w:ascii="Times New Roman" w:eastAsia="Times New Roman" w:hAnsi="Times New Roman" w:cs="Times New Roman"/>
+              <w:sz w:val="24"/>
+              <w:szCs w:val="24"/>
+              <w:lang w:eastAsia="ru-RU"/>
+            </w:rPr>
+            <w:t>нед</w:t>
+          </w:r>
+          <w:proofErr w:type="spellEnd"/>
+          <w:r>
+            <w:rPr>
+              <w:rFonts w:ascii="Times New Roman" w:eastAsia="Times New Roman" w:hAnsi="Times New Roman" w:cs="Times New Roman"/>
+              <w:sz w:val="24"/>
+              <w:szCs w:val="24"/>
+              <w:lang w:eastAsia="ru-RU"/>
+            </w:rPr>
+            <w:t xml:space="preserve">., 100% к 15 </w:t>
+          </w:r>
+          <w:proofErr w:type="spellStart"/>
+          <w:r>
+            <w:rPr>
+              <w:rFonts w:ascii="Times New Roman" w:eastAsia="Times New Roman" w:hAnsi="Times New Roman" w:cs="Times New Roman"/>
+              <w:sz w:val="24"/>
+              <w:szCs w:val="24"/>
+              <w:lang w:eastAsia="ru-RU"/>
+            </w:rPr>
+            <w:t>нед</w:t>
+          </w:r>
+          <w:proofErr w:type="spellEnd"/>
+          <w:r>
+            <w:rPr>
+              <w:rFonts w:ascii="Times New Roman" w:eastAsia="Times New Roman" w:hAnsi="Times New Roman" w:cs="Times New Roman"/>
+              <w:sz w:val="24"/>
+              <w:szCs w:val="24"/>
+              <w:lang w:eastAsia="ru-RU"/>
+            </w:rPr>
+            <w:t>.</w:t>
+          </w:r>
+        </w:p>
+        <w:p>
+          <w:pPr>
+            <w:spacing w:after="0" w:line="240" w:lineRule="auto"/>
+            <w:rPr>
+              <w:rFonts w:ascii="Times New Roman" w:eastAsia="Times New Roman" w:hAnsi="Times New Roman" w:cs="Times New Roman"/>
+              <w:sz w:val="16"/>
+              <w:szCs w:val="16"/>
+              <w:lang w:eastAsia="ru-RU"/>
+            </w:rPr>
+          </w:pPr>
+        </w:p>
+        <w:p>
+          <w:pPr>
+            <w:spacing w:after="0" w:line="240" w:lineRule="auto"/>
+            <w:rPr>
+              <w:rFonts w:ascii="Times New Roman" w:eastAsia="Times New Roman" w:hAnsi="Times New Roman" w:cs="Times New Roman"/>
+              <w:i/>
+              <w:sz w:val="24"/>
+              <w:szCs w:val="24"/>
+              <w:lang w:eastAsia="ru-RU"/>
+            </w:rPr>
+          </w:pPr>
+          <w:r>
+            <w:rPr>
+              <w:rFonts w:ascii="Times New Roman" w:eastAsia="Times New Roman" w:hAnsi="Times New Roman" w:cs="Times New Roman"/>
+              <w:b/>
+              <w:i/>
+              <w:sz w:val="24"/>
+              <w:szCs w:val="24"/>
+              <w:lang w:eastAsia="ru-RU"/>
+            </w:rPr>
+            <w:t xml:space="preserve">Техническое </w:t>
+          </w:r>
+          <w:proofErr w:type="gramStart"/>
+          <w:r>
+            <w:rPr>
+              <w:rFonts w:ascii="Times New Roman" w:eastAsia="Times New Roman" w:hAnsi="Times New Roman" w:cs="Times New Roman"/>
+              <w:b/>
+              <w:i/>
+              <w:sz w:val="24"/>
+              <w:szCs w:val="24"/>
+              <w:lang w:eastAsia="ru-RU"/>
+            </w:rPr>
+            <w:t>задание</w:t>
+          </w:r>
+          <w:proofErr w:type="gramEnd"/>
+          <w:r>
+            <w:rPr>
+              <w:rFonts w:ascii="Times New Roman" w:eastAsia="Times New Roman" w:hAnsi="Times New Roman" w:cs="Times New Roman"/>
+              <w:b/>
+              <w:i/>
+              <w:sz w:val="24"/>
+              <w:szCs w:val="24"/>
+              <w:lang w:eastAsia="ru-RU"/>
+            </w:rPr>
+            <w:t xml:space="preserve"> </w:t>
+          </w:r>
+          <w:r>
+            <w:rPr>
+              <w:rFonts w:ascii="Times New Roman" w:eastAsia="Times New Roman" w:hAnsi="Times New Roman" w:cs="Times New Roman"/>
+              <w:i/>
+              <w:iCs/>
+              <w:sz w:val="24"/>
+              <w:szCs w:val="24"/>
+              <w:u w:val="single"/>
+              <w:lang w:eastAsia="ru-RU"/>
+            </w:rPr>
+            <w:t>На основе датасета </w:t>
+          </w:r>
+          <w:r>
+            <w:rPr>
+              <w:rFonts w:ascii="Times New Roman" w:eastAsia="Times New Roman" w:hAnsi="Times New Roman" w:cs="Times New Roman"/>
+              <w:b/>
+              <w:bCs/>
+              <w:i/>
+              <w:iCs/>
+              <w:sz w:val="24"/>
+              <w:szCs w:val="24"/>
+              <w:u w:val="single"/>
+              <w:lang w:eastAsia="ru-RU"/>
+            </w:rPr>
+            <w:t xml:space="preserve">Heart </w:t>
+          </w:r>
+          <w:proofErr w:type="spellStart"/>
+          <w:r>
+            <w:rPr>
+              <w:rFonts w:ascii="Times New Roman" w:eastAsia="Times New Roman" w:hAnsi="Times New Roman" w:cs="Times New Roman"/>
+              <w:b/>
+              <w:bCs/>
+              <w:i/>
+              <w:iCs/>
+              <w:sz w:val="24"/>
+              <w:szCs w:val="24"/>
+              <w:u w:val="single"/>
+              <w:lang w:eastAsia="ru-RU"/>
+            </w:rPr>
+            <w:t>Disease</w:t>
+          </w:r>
+          <w:proofErr w:type="spellEnd"/>
+          <w:r>
+            <w:rPr>
+              <w:rFonts w:ascii="Times New Roman" w:eastAsia="Times New Roman" w:hAnsi="Times New Roman" w:cs="Times New Roman"/>
+              <w:b/>
+              <w:bCs/>
+              <w:i/>
+              <w:iCs/>
+              <w:sz w:val="24"/>
+              <w:szCs w:val="24"/>
+              <w:u w:val="single"/>
+              <w:lang w:eastAsia="ru-RU"/>
+            </w:rPr>
+            <w:t xml:space="preserve"> (</w:t>
+          </w:r>
+          <w:proofErr w:type="spellStart"/>
+          <w:r>
+            <w:rPr>
+              <w:rFonts w:ascii="Times New Roman" w:eastAsia="Times New Roman" w:hAnsi="Times New Roman" w:cs="Times New Roman"/>
+              <w:b/>
+              <w:bCs/>
+              <w:i/>
+              <w:iCs/>
+              <w:sz w:val="24"/>
+              <w:szCs w:val="24"/>
+              <w:u w:val="single"/>
+              <w:lang w:eastAsia="ru-RU"/>
+            </w:rPr>
+            <w:t>Cleveland</w:t>
+          </w:r>
+          <w:proofErr w:type="spellEnd"/>
+          <w:r>
+            <w:rPr>
+              <w:rFonts w:ascii="Times New Roman" w:eastAsia="Times New Roman" w:hAnsi="Times New Roman" w:cs="Times New Roman"/>
+              <w:b/>
+              <w:bCs/>
+              <w:i/>
+              <w:iCs/>
+              <w:sz w:val="24"/>
+              <w:szCs w:val="24"/>
+              <w:u w:val="single"/>
+              <w:lang w:eastAsia="ru-RU"/>
+            </w:rPr>
+            <w:t>)</w:t>
+          </w:r>
+          <w:r>
+            <w:rPr>
+              <w:rFonts w:ascii="Times New Roman" w:eastAsia="Times New Roman" w:hAnsi="Times New Roman" w:cs="Times New Roman"/>
+              <w:i/>
+              <w:iCs/>
+              <w:sz w:val="24"/>
+              <w:szCs w:val="24"/>
+              <w:u w:val="single"/>
+              <w:lang w:eastAsia="ru-RU"/>
+            </w:rPr>
+            <w:t> решить задачу </w:t>
+          </w:r>
+          <w:r>
+            <w:rPr>
+              <w:rFonts w:ascii="Times New Roman" w:eastAsia="Times New Roman" w:hAnsi="Times New Roman" w:cs="Times New Roman"/>
+              <w:b/>
+              <w:bCs/>
+              <w:i/>
+              <w:iCs/>
+              <w:sz w:val="24"/>
+              <w:szCs w:val="24"/>
+              <w:u w:val="single"/>
+              <w:lang w:eastAsia="ru-RU"/>
+            </w:rPr>
+            <w:t>классификации</w:t>
+          </w:r>
+          <w:r>
+            <w:rPr>
+              <w:rFonts w:ascii="Times New Roman" w:eastAsia="Times New Roman" w:hAnsi="Times New Roman" w:cs="Times New Roman"/>
+              <w:i/>
+              <w:iCs/>
+              <w:sz w:val="24"/>
+              <w:szCs w:val="24"/>
+              <w:u w:val="single"/>
+              <w:lang w:eastAsia="ru-RU"/>
+            </w:rPr>
+            <w:t>, используя </w:t>
+          </w:r>
+          <w:r>
+            <w:rPr>
+              <w:rFonts w:ascii="Times New Roman" w:eastAsia="Times New Roman" w:hAnsi="Times New Roman" w:cs="Times New Roman"/>
+              <w:b/>
+              <w:bCs/>
+              <w:i/>
+              <w:iCs/>
+              <w:sz w:val="24"/>
+              <w:szCs w:val="24"/>
+              <w:u w:val="single"/>
+              <w:lang w:eastAsia="ru-RU"/>
+            </w:rPr>
+            <w:t>5+ моделей</w:t>
+          </w:r>
+          <w:r>
+            <w:rPr>
+              <w:rFonts w:ascii="Times New Roman" w:eastAsia="Times New Roman" w:hAnsi="Times New Roman" w:cs="Times New Roman"/>
+              <w:i/>
+              <w:iCs/>
+              <w:sz w:val="24"/>
+              <w:szCs w:val="24"/>
+              <w:u w:val="single"/>
+              <w:lang w:eastAsia="ru-RU"/>
+            </w:rPr>
+            <w:t> (включая </w:t>
+          </w:r>
+          <w:r>
+            <w:rPr>
+              <w:rFonts w:ascii="Times New Roman" w:eastAsia="Times New Roman" w:hAnsi="Times New Roman" w:cs="Times New Roman"/>
+              <w:b/>
+              <w:bCs/>
+              <w:i/>
+              <w:iCs/>
+              <w:sz w:val="24"/>
+              <w:szCs w:val="24"/>
+              <w:u w:val="single"/>
+              <w:lang w:eastAsia="ru-RU"/>
+            </w:rPr>
+            <w:t>2 ансамблевые</w:t>
+          </w:r>
+          <w:r>
+            <w:rPr>
+              <w:rFonts w:ascii="Times New Roman" w:eastAsia="Times New Roman" w:hAnsi="Times New Roman" w:cs="Times New Roman"/>
+              <w:i/>
+              <w:iCs/>
+              <w:sz w:val="24"/>
+              <w:szCs w:val="24"/>
+              <w:u w:val="single"/>
+              <w:lang w:eastAsia="ru-RU"/>
+            </w:rPr>
+            <w:t>), </w:t>
+          </w:r>
+          <w:r>
+            <w:rPr>
+              <w:rFonts w:ascii="Times New Roman" w:eastAsia="Times New Roman" w:hAnsi="Times New Roman" w:cs="Times New Roman"/>
+              <w:b/>
+              <w:bCs/>
+              <w:i/>
+              <w:iCs/>
+              <w:sz w:val="24"/>
+              <w:szCs w:val="24"/>
+              <w:u w:val="single"/>
+              <w:lang w:eastAsia="ru-RU"/>
+            </w:rPr>
+            <w:t>3+ метрики</w:t>
+          </w:r>
+          <w:r>
+            <w:rPr>
+              <w:rFonts w:ascii="Times New Roman" w:eastAsia="Times New Roman" w:hAnsi="Times New Roman" w:cs="Times New Roman"/>
+              <w:i/>
+              <w:iCs/>
+              <w:sz w:val="24"/>
+              <w:szCs w:val="24"/>
+              <w:u w:val="single"/>
+              <w:lang w:eastAsia="ru-RU"/>
+            </w:rPr>
+            <w:t xml:space="preserve">, провести EDA, </w:t>
+          </w:r>
+          <w:proofErr w:type="spellStart"/>
+          <w:r>
+            <w:rPr>
+              <w:rFonts w:ascii="Times New Roman" w:eastAsia="Times New Roman" w:hAnsi="Times New Roman" w:cs="Times New Roman"/>
+              <w:i/>
+              <w:iCs/>
+              <w:sz w:val="24"/>
+              <w:szCs w:val="24"/>
+              <w:u w:val="single"/>
+              <w:lang w:eastAsia="ru-RU"/>
+            </w:rPr>
+            <w:t>feature</w:t>
+          </w:r>
+          <w:proofErr w:type="spellEnd"/>
+          <w:r>
+            <w:rPr>
+              <w:rFonts w:ascii="Times New Roman" w:eastAsia="Times New Roman" w:hAnsi="Times New Roman" w:cs="Times New Roman"/>
+              <w:i/>
+              <w:iCs/>
+              <w:sz w:val="24"/>
+              <w:szCs w:val="24"/>
+              <w:u w:val="single"/>
+              <w:lang w:eastAsia="ru-RU"/>
+            </w:rPr>
+            <w:t xml:space="preserve"> </w:t>
+          </w:r>
+          <w:proofErr w:type="spellStart"/>
+          <w:r>
+            <w:rPr>
+              <w:rFonts w:ascii="Times New Roman" w:eastAsia="Times New Roman" w:hAnsi="Times New Roman" w:cs="Times New Roman"/>
+              <w:i/>
+              <w:iCs/>
+              <w:sz w:val="24"/>
+              <w:szCs w:val="24"/>
+              <w:u w:val="single"/>
+              <w:lang w:eastAsia="ru-RU"/>
+            </w:rPr>
+            <w:t>engineering</w:t>
+          </w:r>
+          <w:proofErr w:type="spellEnd"/>
+          <w:r>
+            <w:rPr>
+              <w:rFonts w:ascii="Times New Roman" w:eastAsia="Times New Roman" w:hAnsi="Times New Roman" w:cs="Times New Roman"/>
+              <w:i/>
+              <w:iCs/>
+              <w:sz w:val="24"/>
+              <w:szCs w:val="24"/>
+              <w:u w:val="single"/>
+              <w:lang w:eastAsia="ru-RU"/>
+            </w:rPr>
+            <w:t xml:space="preserve">, корреляционный анализ, </w:t>
+          </w:r>
+          <w:proofErr w:type="spellStart"/>
+          <w:r>
+            <w:rPr>
+              <w:rFonts w:ascii="Times New Roman" w:eastAsia="Times New Roman" w:hAnsi="Times New Roman" w:cs="Times New Roman"/>
+              <w:i/>
+              <w:iCs/>
+              <w:sz w:val="24"/>
+              <w:szCs w:val="24"/>
+              <w:u w:val="single"/>
+              <w:lang w:eastAsia="ru-RU"/>
+            </w:rPr>
+            <w:t>baseline</w:t>
+          </w:r>
+          <w:proofErr w:type="spellEnd"/>
+          <w:r>
+            <w:rPr>
+              <w:rFonts w:ascii="Times New Roman" w:eastAsia="Times New Roman" w:hAnsi="Times New Roman" w:cs="Times New Roman"/>
+              <w:i/>
+              <w:iCs/>
+              <w:sz w:val="24"/>
+              <w:szCs w:val="24"/>
+              <w:u w:val="single"/>
+              <w:lang w:eastAsia="ru-RU"/>
+            </w:rPr>
+            <w:t xml:space="preserve">, подбор </w:t>
+          </w:r>
+          <w:proofErr w:type="spellStart"/>
+          <w:r>
+            <w:rPr>
+              <w:rFonts w:ascii="Times New Roman" w:eastAsia="Times New Roman" w:hAnsi="Times New Roman" w:cs="Times New Roman"/>
+              <w:i/>
+              <w:iCs/>
+              <w:sz w:val="24"/>
+              <w:szCs w:val="24"/>
+              <w:u w:val="single"/>
+              <w:lang w:eastAsia="ru-RU"/>
+            </w:rPr>
+            <w:t>гиперпараметров</w:t>
+          </w:r>
+          <w:proofErr w:type="spellEnd"/>
+          <w:r>
+            <w:rPr>
+              <w:rFonts w:ascii="Times New Roman" w:eastAsia="Times New Roman" w:hAnsi="Times New Roman" w:cs="Times New Roman"/>
+              <w:i/>
+              <w:iCs/>
+              <w:sz w:val="24"/>
+              <w:szCs w:val="24"/>
+              <w:u w:val="single"/>
+              <w:lang w:eastAsia="ru-RU"/>
+            </w:rPr>
+            <w:t>, сравнение результатов, визуализацию и создать веб-приложение на </w:t>
+          </w:r>
+          <w:proofErr w:type="spellStart"/>
+          <w:r>
+            <w:rPr>
+              <w:rFonts w:ascii="Times New Roman" w:eastAsia="Times New Roman" w:hAnsi="Times New Roman" w:cs="Times New Roman"/>
+              <w:b/>
+              <w:bCs/>
+              <w:i/>
+              <w:iCs/>
+              <w:sz w:val="24"/>
+              <w:szCs w:val="24"/>
+              <w:u w:val="single"/>
+              <w:lang w:eastAsia="ru-RU"/>
+            </w:rPr>
+            <w:t>Streamlit</w:t>
+          </w:r>
+          <w:proofErr w:type="spellEnd"/>
+          <w:r>
+            <w:rPr>
+              <w:rFonts w:ascii="Times New Roman" w:eastAsia="Times New Roman" w:hAnsi="Times New Roman" w:cs="Times New Roman"/>
+              <w:i/>
+              <w:iCs/>
+              <w:sz w:val="24"/>
+              <w:szCs w:val="24"/>
+              <w:u w:val="single"/>
+              <w:lang w:eastAsia="ru-RU"/>
+            </w:rPr>
+            <w:t xml:space="preserve"> с возможностью изменения </w:t>
+          </w:r>
+          <w:proofErr w:type="spellStart"/>
+          <w:r>
+            <w:rPr>
+              <w:rFonts w:ascii="Times New Roman" w:eastAsia="Times New Roman" w:hAnsi="Times New Roman" w:cs="Times New Roman"/>
+              <w:i/>
+              <w:iCs/>
+              <w:sz w:val="24"/>
+              <w:szCs w:val="24"/>
+              <w:u w:val="single"/>
+              <w:lang w:eastAsia="ru-RU"/>
+            </w:rPr>
+            <w:t>гиперпараметров</w:t>
+          </w:r>
+          <w:proofErr w:type="spellEnd"/>
+          <w:r>
+            <w:rPr>
+              <w:rFonts w:ascii="Times New Roman" w:eastAsia="Times New Roman" w:hAnsi="Times New Roman" w:cs="Times New Roman"/>
+              <w:i/>
+              <w:iCs/>
+              <w:sz w:val="24"/>
+              <w:szCs w:val="24"/>
+              <w:u w:val="single"/>
+              <w:lang w:eastAsia="ru-RU"/>
+            </w:rPr>
+            <w:t>.</w:t>
+          </w:r>
+        </w:p>
+        <w:p>
+          <w:pPr>
+            <w:spacing w:after="0" w:line="276" w:lineRule="auto"/>
+            <w:rPr>
+              <w:rFonts w:ascii="Times New Roman" w:eastAsia="Times New Roman" w:hAnsi="Times New Roman" w:cs="Times New Roman"/>
+              <w:sz w:val="24"/>
+              <w:szCs w:val="24"/>
+              <w:lang w:eastAsia="ru-RU"/>
+            </w:rPr>
+          </w:pPr>
+        </w:p>
+        <w:p>
+          <w:pPr>
+            <w:spacing w:after="0" w:line="240" w:lineRule="auto"/>
+            <w:rPr>
+              <w:rFonts w:ascii="Times New Roman" w:eastAsia="Times New Roman" w:hAnsi="Times New Roman" w:cs="Times New Roman"/>
+              <w:b/>
+              <w:i/>
+              <w:sz w:val="24"/>
+              <w:szCs w:val="24"/>
+              <w:lang w:eastAsia="ru-RU"/>
+            </w:rPr>
+          </w:pPr>
+          <w:r>
+            <w:rPr>
+              <w:rFonts w:ascii="Times New Roman" w:eastAsia="Times New Roman" w:hAnsi="Times New Roman" w:cs="Times New Roman"/>
+              <w:b/>
+              <w:i/>
+              <w:sz w:val="24"/>
+              <w:szCs w:val="24"/>
+              <w:lang w:eastAsia="ru-RU"/>
+            </w:rPr>
+            <w:t>Оформление научно-исследовательской работы:</w:t>
+          </w:r>
+        </w:p>
+        <w:p>
+          <w:pPr>
+            <w:spacing w:after="0" w:line="240" w:lineRule="auto"/>
+            <w:rPr>
+              <w:rFonts w:ascii="Times New Roman" w:eastAsia="Times New Roman" w:hAnsi="Times New Roman" w:cs="Times New Roman"/>
+              <w:b/>
+              <w:i/>
+              <w:sz w:val="8"/>
+              <w:szCs w:val="8"/>
+              <w:lang w:eastAsia="ru-RU"/>
+            </w:rPr>
+          </w:pPr>
+        </w:p>
+        <w:p>
+          <w:pPr>
+            <w:spacing w:after="0" w:line="240" w:lineRule="auto"/>
+            <w:rPr>
+              <w:rFonts w:ascii="Times New Roman" w:eastAsia="Times New Roman" w:hAnsi="Times New Roman" w:cs="Times New Roman"/>
+              <w:sz w:val="24"/>
+              <w:szCs w:val="24"/>
+              <w:lang w:eastAsia="ru-RU"/>
+            </w:rPr>
+          </w:pPr>
+          <w:r>
+            <w:rPr>
+              <w:rFonts w:ascii="Times New Roman" w:eastAsia="Times New Roman" w:hAnsi="Times New Roman" w:cs="Times New Roman"/>
+              <w:sz w:val="24"/>
+              <w:szCs w:val="24"/>
+              <w:lang w:eastAsia="ru-RU"/>
+            </w:rPr>
+            <w:t>Расчетно-пояснительная записка на _</w:t>
+          </w:r>
+          <w:r>
+            <w:rPr>
+              <w:rFonts w:ascii="Times New Roman" w:eastAsia="Times New Roman" w:hAnsi="Times New Roman" w:cs="Times New Roman"/>
+              <w:sz w:val="24"/>
+              <w:szCs w:val="24"/>
+              <w:lang w:eastAsia="ru-RU"/>
+            </w:rPr>
+            <w:t>12</w:t>
+          </w:r>
+          <w:r>
+            <w:rPr>
+              <w:rFonts w:ascii="Times New Roman" w:eastAsia="Times New Roman" w:hAnsi="Times New Roman" w:cs="Times New Roman"/>
+              <w:sz w:val="24"/>
+              <w:szCs w:val="24"/>
+              <w:lang w:eastAsia="ru-RU"/>
+            </w:rPr>
+            <w:t>_ листах формата А4.</w:t>
+          </w:r>
+        </w:p>
+        <w:p>
+          <w:pPr>
+            <w:spacing w:after="0" w:line="276" w:lineRule="auto"/>
+            <w:rPr>
+              <w:rFonts w:ascii="Times New Roman" w:eastAsia="Times New Roman" w:hAnsi="Times New Roman" w:cs="Times New Roman"/>
+              <w:sz w:val="24"/>
+              <w:szCs w:val="24"/>
+              <w:lang w:eastAsia="ru-RU"/>
+            </w:rPr>
+          </w:pPr>
+          <w:r>
+            <w:rPr>
+              <w:rFonts w:ascii="Times New Roman" w:eastAsia="Times New Roman" w:hAnsi="Times New Roman" w:cs="Times New Roman"/>
+              <w:sz w:val="24"/>
+              <w:szCs w:val="24"/>
+              <w:lang w:eastAsia="ru-RU"/>
+            </w:rPr>
+            <w:t xml:space="preserve">Перечень графического (иллюстративного) материала (чертежи, плакаты, слайды и т.п.)   </w:t>
+          </w:r>
+        </w:p>
+        <w:p>
+          <w:pPr>
+            <w:spacing w:after="0" w:line="276" w:lineRule="auto"/>
+            <w:rPr>
+              <w:rFonts w:ascii="Times New Roman" w:eastAsia="Times New Roman" w:hAnsi="Times New Roman" w:cs="Times New Roman"/>
+              <w:sz w:val="24"/>
+              <w:szCs w:val="24"/>
+              <w:lang w:eastAsia="ru-RU"/>
+            </w:rPr>
+          </w:pPr>
+          <w:r>
+            <w:rPr>
+              <w:rFonts w:ascii="Times New Roman" w:eastAsia="Times New Roman" w:hAnsi="Times New Roman" w:cs="Times New Roman"/>
+              <w:sz w:val="24"/>
+              <w:szCs w:val="24"/>
+              <w:lang w:eastAsia="ru-RU"/>
+            </w:rPr>
+            <w:t>_____________________________________________________________________________</w:t>
+          </w:r>
+        </w:p>
+        <w:p>
+          <w:pPr>
+            <w:spacing w:after="0" w:line="276" w:lineRule="auto"/>
+            <w:rPr>
+              <w:rFonts w:ascii="Times New Roman" w:eastAsia="Times New Roman" w:hAnsi="Times New Roman" w:cs="Times New Roman"/>
+              <w:sz w:val="24"/>
+              <w:szCs w:val="24"/>
+              <w:lang w:eastAsia="ru-RU"/>
+            </w:rPr>
+          </w:pPr>
+          <w:r>
+            <w:rPr>
+              <w:rFonts w:ascii="Times New Roman" w:eastAsia="Times New Roman" w:hAnsi="Times New Roman" w:cs="Times New Roman"/>
+              <w:sz w:val="24"/>
+              <w:szCs w:val="24"/>
+              <w:lang w:eastAsia="ru-RU"/>
+            </w:rPr>
+            <w:t>_____________________________________________________________________________</w:t>
+          </w:r>
+        </w:p>
+        <w:p>
+          <w:pPr>
+            <w:spacing w:after="0" w:line="276" w:lineRule="auto"/>
+            <w:rPr>
+              <w:rFonts w:ascii="Times New Roman" w:eastAsia="Times New Roman" w:hAnsi="Times New Roman" w:cs="Times New Roman"/>
+              <w:sz w:val="24"/>
+              <w:szCs w:val="24"/>
+              <w:lang w:eastAsia="ru-RU"/>
+            </w:rPr>
+          </w:pPr>
+          <w:r>
+            <w:rPr>
+              <w:rFonts w:ascii="Times New Roman" w:eastAsia="Times New Roman" w:hAnsi="Times New Roman" w:cs="Times New Roman"/>
+              <w:sz w:val="24"/>
+              <w:szCs w:val="24"/>
+              <w:lang w:eastAsia="ru-RU"/>
+            </w:rPr>
+            <w:t>_____________________________________________________________________________</w:t>
+          </w:r>
+        </w:p>
+        <w:p>
+          <w:pPr>
+            <w:spacing w:after="0" w:line="276" w:lineRule="auto"/>
+            <w:rPr>
+              <w:rFonts w:ascii="Times New Roman" w:eastAsia="Times New Roman" w:hAnsi="Times New Roman" w:cs="Times New Roman"/>
+              <w:sz w:val="24"/>
+              <w:szCs w:val="24"/>
+              <w:lang w:eastAsia="ru-RU"/>
+            </w:rPr>
+          </w:pPr>
+          <w:r>
+            <w:rPr>
+              <w:rFonts w:ascii="Times New Roman" w:eastAsia="Times New Roman" w:hAnsi="Times New Roman" w:cs="Times New Roman"/>
+              <w:sz w:val="24"/>
+              <w:szCs w:val="24"/>
+              <w:lang w:eastAsia="ru-RU"/>
+            </w:rPr>
+            <w:t>_____________________________________________________________________________</w:t>
+          </w:r>
+        </w:p>
+        <w:p>
+          <w:pPr>
+            <w:spacing w:after="0" w:line="240" w:lineRule="auto"/>
+            <w:rPr>
+              <w:rFonts w:ascii="Times New Roman" w:eastAsia="Times New Roman" w:hAnsi="Times New Roman" w:cs="Times New Roman"/>
+              <w:sz w:val="16"/>
+              <w:szCs w:val="16"/>
+              <w:lang w:eastAsia="ru-RU"/>
+            </w:rPr>
+          </w:pPr>
+        </w:p>
+        <w:p>
+          <w:pPr>
+            <w:spacing w:after="0" w:line="240" w:lineRule="auto"/>
+            <w:rPr>
+              <w:rFonts w:ascii="Times New Roman" w:eastAsia="Times New Roman" w:hAnsi="Times New Roman" w:cs="Times New Roman"/>
+              <w:sz w:val="24"/>
+              <w:szCs w:val="24"/>
+              <w:lang w:eastAsia="ru-RU"/>
+            </w:rPr>
+          </w:pPr>
+          <w:r>
+            <w:rPr>
+              <w:rFonts w:ascii="Times New Roman" w:eastAsia="Times New Roman" w:hAnsi="Times New Roman" w:cs="Times New Roman"/>
+              <w:sz w:val="24"/>
+              <w:szCs w:val="24"/>
+              <w:lang w:eastAsia="ru-RU"/>
+            </w:rPr>
+            <w:t xml:space="preserve">Дата выдачи задания </w:t>
+          </w:r>
+          <w:proofErr w:type="gramStart"/>
+          <w:r>
+            <w:rPr>
+              <w:rFonts w:ascii="Times New Roman" w:eastAsia="Times New Roman" w:hAnsi="Times New Roman" w:cs="Times New Roman"/>
+              <w:sz w:val="24"/>
+              <w:szCs w:val="24"/>
+              <w:lang w:eastAsia="ru-RU"/>
+            </w:rPr>
+            <w:t>«    »</w:t>
+          </w:r>
+          <w:proofErr w:type="gramEnd"/>
+          <w:r>
+            <w:rPr>
+              <w:rFonts w:ascii="Times New Roman" w:eastAsia="Times New Roman" w:hAnsi="Times New Roman" w:cs="Times New Roman"/>
+              <w:sz w:val="24"/>
+              <w:szCs w:val="24"/>
+              <w:lang w:eastAsia="ru-RU"/>
+            </w:rPr>
+            <w:t xml:space="preserve"> февраля 2026 г.</w:t>
+          </w:r>
+        </w:p>
+        <w:p>
+          <w:pPr>
+            <w:spacing w:after="0" w:line="240" w:lineRule="auto"/>
+            <w:rPr>
+              <w:rFonts w:ascii="Times New Roman" w:eastAsia="Times New Roman" w:hAnsi="Times New Roman" w:cs="Times New Roman"/>
+              <w:sz w:val="24"/>
+              <w:szCs w:val="24"/>
+              <w:lang w:eastAsia="ru-RU"/>
+            </w:rPr>
+          </w:pPr>
+        </w:p>
+        <w:p>
+          <w:pPr>
+            <w:spacing w:after="0" w:line="240" w:lineRule="auto"/>
+            <w:rPr>
+              <w:rFonts w:ascii="Times New Roman" w:eastAsia="Times New Roman" w:hAnsi="Times New Roman" w:cs="Times New Roman"/>
+              <w:sz w:val="24"/>
+              <w:szCs w:val="24"/>
+              <w:u w:val="single"/>
+              <w:lang w:eastAsia="ru-RU"/>
+            </w:rPr>
+          </w:pPr>
+          <w:r>
+            <w:rPr>
+              <w:rFonts w:ascii="Times New Roman" w:eastAsia="Times New Roman" w:hAnsi="Times New Roman" w:cs="Times New Roman"/>
+              <w:b/>
+              <w:sz w:val="24"/>
+              <w:szCs w:val="24"/>
+              <w:lang w:eastAsia="ru-RU"/>
+            </w:rPr>
+            <w:t>Руководитель НИР</w:t>
+          </w:r>
+          <w:r>
+            <w:rPr>
+              <w:rFonts w:ascii="Times New Roman" w:eastAsia="Times New Roman" w:hAnsi="Times New Roman" w:cs="Times New Roman"/>
+              <w:b/>
+              <w:sz w:val="24"/>
+              <w:szCs w:val="24"/>
+              <w:lang w:eastAsia="ru-RU"/>
+            </w:rPr>
+            <w:tab/>
+          </w:r>
+          <w:r>
+            <w:rPr>
+              <w:rFonts w:ascii="Times New Roman" w:eastAsia="Times New Roman" w:hAnsi="Times New Roman" w:cs="Times New Roman"/>
+              <w:b/>
+              <w:sz w:val="24"/>
+              <w:szCs w:val="24"/>
+              <w:lang w:eastAsia="ru-RU"/>
+            </w:rPr>
+            <w:tab/>
+          </w:r>
+          <w:r>
+            <w:rPr>
+              <w:rFonts w:ascii="Times New Roman" w:eastAsia="Times New Roman" w:hAnsi="Times New Roman" w:cs="Times New Roman"/>
+              <w:b/>
+              <w:sz w:val="24"/>
+              <w:szCs w:val="24"/>
+              <w:lang w:eastAsia="ru-RU"/>
+            </w:rPr>
+            <w:tab/>
+          </w:r>
+          <w:r>
+            <w:rPr>
+              <w:rFonts w:ascii="Times New Roman" w:eastAsia="Times New Roman" w:hAnsi="Times New Roman" w:cs="Times New Roman"/>
+              <w:b/>
+              <w:sz w:val="24"/>
+              <w:szCs w:val="24"/>
+              <w:lang w:eastAsia="ru-RU"/>
+            </w:rPr>
+            <w:tab/>
+          </w:r>
+          <w:r>
+            <w:rPr>
+              <w:rFonts w:ascii="Times New Roman" w:eastAsia="Times New Roman" w:hAnsi="Times New Roman" w:cs="Times New Roman"/>
+              <w:sz w:val="24"/>
+              <w:szCs w:val="24"/>
+              <w:lang w:eastAsia="ru-RU"/>
+            </w:rPr>
+            <w:tab/>
+            <w:t xml:space="preserve">_________________      </w:t>
+          </w:r>
+          <w:r>
+            <w:rPr>
+              <w:rFonts w:ascii="Times New Roman" w:eastAsia="Times New Roman" w:hAnsi="Times New Roman" w:cs="Times New Roman"/>
+              <w:sz w:val="24"/>
+              <w:szCs w:val="24"/>
+              <w:u w:val="single"/>
+              <w:lang w:eastAsia="ru-RU"/>
+            </w:rPr>
+            <w:t xml:space="preserve">Ю. Е. </w:t>
+          </w:r>
+          <w:proofErr w:type="spellStart"/>
+          <w:r>
+            <w:rPr>
+              <w:rFonts w:ascii="Times New Roman" w:eastAsia="Times New Roman" w:hAnsi="Times New Roman" w:cs="Times New Roman"/>
+              <w:sz w:val="24"/>
+              <w:szCs w:val="24"/>
+              <w:u w:val="single"/>
+              <w:lang w:eastAsia="ru-RU"/>
+            </w:rPr>
+            <w:t>Гапанюк</w:t>
+          </w:r>
+          <w:proofErr w:type="spellEnd"/>
+          <w:r>
+            <w:rPr>
+              <w:rFonts w:ascii="Times New Roman" w:eastAsia="Times New Roman" w:hAnsi="Times New Roman" w:cs="Times New Roman"/>
+              <w:sz w:val="24"/>
+              <w:szCs w:val="24"/>
+              <w:u w:val="single"/>
+              <w:lang w:eastAsia="ru-RU"/>
+            </w:rPr>
+            <w:t xml:space="preserve"> </w:t>
+          </w:r>
+        </w:p>
+        <w:p>
+          <w:pPr>
+            <w:spacing w:after="0" w:line="240" w:lineRule="auto"/>
+            <w:ind w:right="565"/>
+            <w:jc w:val="right"/>
+            <w:rPr>
+              <w:rFonts w:ascii="Times New Roman" w:eastAsia="Times New Roman" w:hAnsi="Times New Roman" w:cs="Times New Roman"/>
+              <w:sz w:val="18"/>
+              <w:szCs w:val="18"/>
+              <w:lang w:eastAsia="ru-RU"/>
+            </w:rPr>
+          </w:pPr>
+          <w:r>
+            <w:rPr>
+              <w:rFonts w:ascii="Times New Roman" w:eastAsia="Times New Roman" w:hAnsi="Times New Roman" w:cs="Times New Roman"/>
+              <w:sz w:val="18"/>
+              <w:szCs w:val="18"/>
+              <w:lang w:eastAsia="ru-RU"/>
+            </w:rPr>
+            <w:t xml:space="preserve">(Подпись, </w:t>
+          </w:r>
+          <w:proofErr w:type="gramStart"/>
+          <w:r>
+            <w:rPr>
+              <w:rFonts w:ascii="Times New Roman" w:eastAsia="Times New Roman" w:hAnsi="Times New Roman" w:cs="Times New Roman"/>
+              <w:sz w:val="18"/>
+              <w:szCs w:val="18"/>
+              <w:lang w:eastAsia="ru-RU"/>
+            </w:rPr>
+            <w:t xml:space="preserve">дата)   </w:t>
+          </w:r>
+          <w:proofErr w:type="gramEnd"/>
+          <w:r>
+            <w:rPr>
+              <w:rFonts w:ascii="Times New Roman" w:eastAsia="Times New Roman" w:hAnsi="Times New Roman" w:cs="Times New Roman"/>
+              <w:sz w:val="18"/>
+              <w:szCs w:val="18"/>
+              <w:lang w:eastAsia="ru-RU"/>
+            </w:rPr>
+            <w:t xml:space="preserve">                       </w:t>
+          </w:r>
+          <w:proofErr w:type="gramStart"/>
+          <w:r>
+            <w:rPr>
+              <w:rFonts w:ascii="Times New Roman" w:eastAsia="Times New Roman" w:hAnsi="Times New Roman" w:cs="Times New Roman"/>
+              <w:sz w:val="18"/>
+              <w:szCs w:val="18"/>
+              <w:lang w:eastAsia="ru-RU"/>
+            </w:rPr>
+            <w:t xml:space="preserve">   (</w:t>
+          </w:r>
+          <w:proofErr w:type="spellStart"/>
+          <w:proofErr w:type="gramEnd"/>
+          <w:r>
+            <w:rPr>
+              <w:rFonts w:ascii="Times New Roman" w:eastAsia="Times New Roman" w:hAnsi="Times New Roman" w:cs="Times New Roman"/>
+              <w:sz w:val="18"/>
+              <w:szCs w:val="18"/>
+              <w:lang w:eastAsia="ru-RU"/>
+            </w:rPr>
+            <w:t>И.О.Фамилия</w:t>
+          </w:r>
+          <w:proofErr w:type="spellEnd"/>
+          <w:r>
+            <w:rPr>
+              <w:rFonts w:ascii="Times New Roman" w:eastAsia="Times New Roman" w:hAnsi="Times New Roman" w:cs="Times New Roman"/>
+              <w:sz w:val="18"/>
+              <w:szCs w:val="18"/>
+              <w:lang w:eastAsia="ru-RU"/>
+            </w:rPr>
+            <w:t xml:space="preserve">)            </w:t>
+          </w:r>
+        </w:p>
+        <w:p>
+          <w:pPr>
+            <w:spacing w:after="0" w:line="240" w:lineRule="auto"/>
+            <w:rPr>
+              <w:rFonts w:ascii="Times New Roman" w:eastAsia="Times New Roman" w:hAnsi="Times New Roman" w:cs="Times New Roman"/>
+              <w:b/>
+              <w:sz w:val="24"/>
+              <w:szCs w:val="24"/>
+              <w:u w:val="single"/>
+              <w:lang w:eastAsia="ru-RU"/>
+            </w:rPr>
+          </w:pPr>
+          <w:r>
+            <w:rPr>
+              <w:rFonts w:ascii="Times New Roman" w:eastAsia="Times New Roman" w:hAnsi="Times New Roman" w:cs="Times New Roman"/>
+              <w:b/>
+              <w:sz w:val="24"/>
+              <w:szCs w:val="24"/>
+              <w:lang w:eastAsia="ru-RU"/>
+            </w:rPr>
+            <w:t>Студент</w:t>
+          </w:r>
+          <w:r>
+            <w:rPr>
+              <w:rFonts w:ascii="Times New Roman" w:eastAsia="Times New Roman" w:hAnsi="Times New Roman" w:cs="Times New Roman"/>
+              <w:b/>
+              <w:sz w:val="24"/>
+              <w:szCs w:val="24"/>
+              <w:lang w:eastAsia="ru-RU"/>
+            </w:rPr>
+            <w:tab/>
+          </w:r>
+          <w:r>
+            <w:rPr>
+              <w:rFonts w:ascii="Times New Roman" w:eastAsia="Times New Roman" w:hAnsi="Times New Roman" w:cs="Times New Roman"/>
+              <w:b/>
+              <w:sz w:val="24"/>
+              <w:szCs w:val="24"/>
+              <w:lang w:eastAsia="ru-RU"/>
+            </w:rPr>
+            <w:tab/>
+          </w:r>
+          <w:r>
+            <w:rPr>
+              <w:rFonts w:ascii="Times New Roman" w:eastAsia="Times New Roman" w:hAnsi="Times New Roman" w:cs="Times New Roman"/>
+              <w:b/>
+              <w:sz w:val="24"/>
+              <w:szCs w:val="24"/>
+              <w:lang w:eastAsia="ru-RU"/>
+            </w:rPr>
+            <w:tab/>
+          </w:r>
+          <w:r>
+            <w:rPr>
+              <w:rFonts w:ascii="Times New Roman" w:eastAsia="Times New Roman" w:hAnsi="Times New Roman" w:cs="Times New Roman"/>
+              <w:b/>
+              <w:sz w:val="24"/>
+              <w:szCs w:val="24"/>
+              <w:lang w:eastAsia="ru-RU"/>
+            </w:rPr>
+            <w:tab/>
+          </w:r>
+          <w:r>
+            <w:rPr>
+              <w:rFonts w:ascii="Times New Roman" w:eastAsia="Times New Roman" w:hAnsi="Times New Roman" w:cs="Times New Roman"/>
+              <w:b/>
+              <w:sz w:val="24"/>
+              <w:szCs w:val="24"/>
+              <w:lang w:eastAsia="ru-RU"/>
+            </w:rPr>
+            <w:tab/>
+          </w:r>
+          <w:r>
+            <w:rPr>
+              <w:rFonts w:ascii="Times New Roman" w:eastAsia="Times New Roman" w:hAnsi="Times New Roman" w:cs="Times New Roman"/>
+              <w:b/>
+              <w:sz w:val="24"/>
+              <w:szCs w:val="24"/>
+              <w:lang w:eastAsia="ru-RU"/>
+            </w:rPr>
+            <w:tab/>
+            <w:t xml:space="preserve">_________________      </w:t>
+          </w:r>
+          <w:r>
+            <w:rPr>
+              <w:rFonts w:ascii="Times New Roman" w:eastAsia="Times New Roman" w:hAnsi="Times New Roman" w:cs="Times New Roman"/>
+              <w:sz w:val="24"/>
+              <w:szCs w:val="24"/>
+              <w:lang w:eastAsia="ru-RU"/>
+            </w:rPr>
+            <w:t>_</w:t>
+          </w:r>
+          <w:r>
+            <w:rPr>
+              <w:rFonts w:ascii="Times New Roman" w:eastAsia="Times New Roman" w:hAnsi="Times New Roman" w:cs="Times New Roman"/>
+              <w:sz w:val="24"/>
+              <w:szCs w:val="24"/>
+              <w:lang w:eastAsia="ru-RU"/>
+            </w:rPr>
+            <w:t>Т.И. Яншин</w:t>
+          </w:r>
+          <w:r>
+            <w:rPr>
+              <w:rFonts w:ascii="Times New Roman" w:eastAsia="Times New Roman" w:hAnsi="Times New Roman" w:cs="Times New Roman"/>
+              <w:sz w:val="24"/>
+              <w:szCs w:val="24"/>
+              <w:lang w:eastAsia="ru-RU"/>
+            </w:rPr>
+            <w:t>__</w:t>
+          </w:r>
+        </w:p>
+        <w:p>
+          <w:pPr>
+            <w:spacing w:after="0" w:line="240" w:lineRule="auto"/>
+            <w:ind w:right="565"/>
+            <w:jc w:val="right"/>
+            <w:rPr>
+              <w:rFonts w:ascii="Times New Roman" w:eastAsia="Times New Roman" w:hAnsi="Times New Roman" w:cs="Times New Roman"/>
+              <w:sz w:val="18"/>
+              <w:szCs w:val="18"/>
+              <w:lang w:eastAsia="ru-RU"/>
+            </w:rPr>
+          </w:pPr>
+          <w:r>
+            <w:rPr>
+              <w:rFonts w:ascii="Times New Roman" w:eastAsia="Times New Roman" w:hAnsi="Times New Roman" w:cs="Times New Roman"/>
+              <w:sz w:val="18"/>
+              <w:szCs w:val="18"/>
+              <w:lang w:eastAsia="ru-RU"/>
+            </w:rPr>
+            <w:t xml:space="preserve">(Подпись, </w:t>
+          </w:r>
+          <w:proofErr w:type="gramStart"/>
+          <w:r>
+            <w:rPr>
+              <w:rFonts w:ascii="Times New Roman" w:eastAsia="Times New Roman" w:hAnsi="Times New Roman" w:cs="Times New Roman"/>
+              <w:sz w:val="18"/>
+              <w:szCs w:val="18"/>
+              <w:lang w:eastAsia="ru-RU"/>
+            </w:rPr>
+            <w:t xml:space="preserve">дата)   </w:t>
+          </w:r>
+          <w:proofErr w:type="gramEnd"/>
+          <w:r>
+            <w:rPr>
+              <w:rFonts w:ascii="Times New Roman" w:eastAsia="Times New Roman" w:hAnsi="Times New Roman" w:cs="Times New Roman"/>
+              <w:sz w:val="18"/>
+              <w:szCs w:val="18"/>
+              <w:lang w:eastAsia="ru-RU"/>
+            </w:rPr>
+            <w:t xml:space="preserve">                       </w:t>
+          </w:r>
+          <w:proofErr w:type="gramStart"/>
+          <w:r>
+            <w:rPr>
+              <w:rFonts w:ascii="Times New Roman" w:eastAsia="Times New Roman" w:hAnsi="Times New Roman" w:cs="Times New Roman"/>
+              <w:sz w:val="18"/>
+              <w:szCs w:val="18"/>
+              <w:lang w:eastAsia="ru-RU"/>
+            </w:rPr>
+            <w:t xml:space="preserve">   (</w:t>
+          </w:r>
+          <w:proofErr w:type="spellStart"/>
+          <w:proofErr w:type="gramEnd"/>
+          <w:r>
+            <w:rPr>
+              <w:rFonts w:ascii="Times New Roman" w:eastAsia="Times New Roman" w:hAnsi="Times New Roman" w:cs="Times New Roman"/>
+              <w:sz w:val="18"/>
+              <w:szCs w:val="18"/>
+              <w:lang w:eastAsia="ru-RU"/>
+            </w:rPr>
+            <w:t>И.О.Фамилия</w:t>
+          </w:r>
+          <w:proofErr w:type="spellEnd"/>
+          <w:r>
+            <w:rPr>
+              <w:rFonts w:ascii="Times New Roman" w:eastAsia="Times New Roman" w:hAnsi="Times New Roman" w:cs="Times New Roman"/>
+              <w:sz w:val="18"/>
+              <w:szCs w:val="18"/>
+              <w:lang w:eastAsia="ru-RU"/>
+            </w:rPr>
+            <w:t xml:space="preserve">)            </w:t>
+          </w:r>
+        </w:p>
+        <w:p>
+          <w:pPr>
+            <w:spacing w:after="0" w:line="240" w:lineRule="auto"/>
+            <w:rPr>
+              <w:rFonts w:ascii="Times New Roman" w:eastAsia="Times New Roman" w:hAnsi="Times New Roman" w:cs="Times New Roman"/>
+              <w:lang w:eastAsia="ru-RU"/>
+            </w:rPr>
+          </w:pPr>
+          <w:r>
+            <w:rPr>
+              <w:rFonts w:ascii="Times New Roman" w:eastAsia="Times New Roman" w:hAnsi="Times New Roman" w:cs="Times New Roman"/>
+              <w:u w:val="single"/>
+              <w:lang w:eastAsia="ru-RU"/>
+            </w:rPr>
+            <w:t>Примечание</w:t>
+          </w:r>
+          <w:r>
+            <w:rPr>
+              <w:rFonts w:ascii="Times New Roman" w:eastAsia="Times New Roman" w:hAnsi="Times New Roman" w:cs="Times New Roman"/>
+              <w:lang w:eastAsia="ru-RU"/>
+            </w:rPr>
+            <w:t>: Задание оформляется в двух экземплярах: один выдается студенту, второй хранится на кафедре.</w:t>
+          </w:r>
+        </w:p>
+        <w:p>
+          <w:pPr>
+            <w:pStyle w:val="ad"/>
+            <w:spacing w:line="360" w:lineRule="auto"/>
+            <w:jc w:val="center"/>
+            <w:rPr>
+              <w:rFonts w:ascii="Times New Roman" w:eastAsia="Times New Roman" w:hAnsi="Times New Roman" w:cs="Times New Roman"/>
+            </w:rPr>
+          </w:pPr>
         </w:p>
         <w:p>
           <w:pPr>
@@ -1344,60 +3377,6 @@
               <w:szCs w:val="28"/>
             </w:rPr>
           </w:pPr>
-          <w:r>
-            <w:rPr>
-              <w:noProof/>
-            </w:rPr>
-            <w:lastRenderedPageBreak/>
-            <w:drawing>
-              <wp:inline distT="0" distB="0" distL="0" distR="0" wp14:anchorId="7B280549" wp14:editId="56E2198C">
-                <wp:extent cx="5940425" cy="9137650"/>
-                <wp:effectExtent l="0" t="0" r="3175" b="0"/>
-                <wp:docPr id="3" name="Рисунок 3"/>
-                <wp:cNvGraphicFramePr>
-                  <a:graphicFrameLocks xmlns:a="http://schemas.openxmlformats.org/drawingml/2006/main" noChangeAspect="1"/>
-                </wp:cNvGraphicFramePr>
-                <a:graphic xmlns:a="http://schemas.openxmlformats.org/drawingml/2006/main">
-                  <a:graphicData uri="http://schemas.openxmlformats.org/drawingml/2006/picture">
-                    <pic:pic xmlns:pic="http://schemas.openxmlformats.org/drawingml/2006/picture">
-                      <pic:nvPicPr>
-                        <pic:cNvPr id="0" name="Picture 2"/>
-                        <pic:cNvPicPr>
-                          <a:picLocks noChangeAspect="1" noChangeArrowheads="1"/>
-                        </pic:cNvPicPr>
-                      </pic:nvPicPr>
-                      <pic:blipFill>
-                        <a:blip r:embed="rId6" cstate="print">
-                          <a:extLst>
-                            <a:ext uri="{28A0092B-C50C-407E-A947-70E740481C1C}">
-                              <a14:useLocalDpi xmlns:a14="http://schemas.microsoft.com/office/drawing/2010/main" val="0"/>
-                            </a:ext>
-                          </a:extLst>
-                        </a:blip>
-                        <a:srcRect/>
-                        <a:stretch>
-                          <a:fillRect/>
-                        </a:stretch>
-                      </pic:blipFill>
-                      <pic:spPr bwMode="auto">
-                        <a:xfrm>
-                          <a:off x="0" y="0"/>
-                          <a:ext cx="5940425" cy="9137650"/>
-                        </a:xfrm>
-                        <a:prstGeom prst="rect">
-                          <a:avLst/>
-                        </a:prstGeom>
-                        <a:noFill/>
-                        <a:ln>
-                          <a:noFill/>
-                        </a:ln>
-                      </pic:spPr>
-                    </pic:pic>
-                  </a:graphicData>
-                </a:graphic>
-              </wp:inline>
-            </w:drawing>
-          </w:r>
         </w:p>
       </w:sdtContent>
     </w:sdt>
@@ -3228,7 +5207,7 @@
                     <pic:cNvPicPr/>
                   </pic:nvPicPr>
                   <pic:blipFill>
-                    <a:blip r:embed="rId7"/>
+                    <a:blip r:embed="rId6"/>
                     <a:stretch>
                       <a:fillRect/>
                     </a:stretch>
@@ -3286,7 +5265,7 @@
                     <pic:cNvPicPr/>
                   </pic:nvPicPr>
                   <pic:blipFill>
-                    <a:blip r:embed="rId8"/>
+                    <a:blip r:embed="rId7"/>
                     <a:stretch>
                       <a:fillRect/>
                     </a:stretch>
@@ -3669,7 +5648,7 @@
                     <pic:cNvPicPr/>
                   </pic:nvPicPr>
                   <pic:blipFill>
-                    <a:blip r:embed="rId9"/>
+                    <a:blip r:embed="rId8"/>
                     <a:stretch>
                       <a:fillRect/>
                     </a:stretch>
@@ -4366,7 +6345,7 @@
                     <pic:cNvPicPr/>
                   </pic:nvPicPr>
                   <pic:blipFill>
-                    <a:blip r:embed="rId10"/>
+                    <a:blip r:embed="rId9"/>
                     <a:stretch>
                       <a:fillRect/>
                     </a:stretch>
@@ -4805,7 +6784,7 @@
                     <pic:cNvPicPr/>
                   </pic:nvPicPr>
                   <pic:blipFill>
-                    <a:blip r:embed="rId11"/>
+                    <a:blip r:embed="rId10"/>
                     <a:stretch>
                       <a:fillRect/>
                     </a:stretch>
@@ -4923,7 +6902,7 @@
                     <pic:cNvPicPr/>
                   </pic:nvPicPr>
                   <pic:blipFill>
-                    <a:blip r:embed="rId12"/>
+                    <a:blip r:embed="rId11"/>
                     <a:stretch>
                       <a:fillRect/>
                     </a:stretch>
@@ -5024,7 +7003,7 @@
                     <pic:cNvPicPr/>
                   </pic:nvPicPr>
                   <pic:blipFill>
-                    <a:blip r:embed="rId13"/>
+                    <a:blip r:embed="rId12"/>
                     <a:stretch>
                       <a:fillRect/>
                     </a:stretch>
@@ -5115,7 +7094,7 @@
                     <pic:cNvPicPr/>
                   </pic:nvPicPr>
                   <pic:blipFill>
-                    <a:blip r:embed="rId14"/>
+                    <a:blip r:embed="rId13"/>
                     <a:stretch>
                       <a:fillRect/>
                     </a:stretch>
@@ -5204,7 +7183,7 @@
                     <pic:cNvPicPr/>
                   </pic:nvPicPr>
                   <pic:blipFill>
-                    <a:blip r:embed="rId15"/>
+                    <a:blip r:embed="rId14"/>
                     <a:stretch>
                       <a:fillRect/>
                     </a:stretch>
@@ -5329,7 +7308,7 @@
                     <pic:cNvPicPr/>
                   </pic:nvPicPr>
                   <pic:blipFill>
-                    <a:blip r:embed="rId16"/>
+                    <a:blip r:embed="rId15"/>
                     <a:stretch>
                       <a:fillRect/>
                     </a:stretch>
@@ -10727,7 +12706,7 @@
     <w:lsdException w:name="Closing" w:semiHidden="1" w:unhideWhenUsed="1"/>
     <w:lsdException w:name="Signature" w:semiHidden="1" w:unhideWhenUsed="1"/>
     <w:lsdException w:name="Default Paragraph Font" w:semiHidden="1" w:uiPriority="1" w:unhideWhenUsed="1"/>
-    <w:lsdException w:name="Body Text" w:semiHidden="1" w:unhideWhenUsed="1"/>
+    <w:lsdException w:name="Body Text" w:semiHidden="1" w:uiPriority="0" w:unhideWhenUsed="1"/>
     <w:lsdException w:name="Body Text Indent" w:semiHidden="1" w:unhideWhenUsed="1"/>
     <w:lsdException w:name="List Continue" w:semiHidden="1" w:unhideWhenUsed="1"/>
     <w:lsdException w:name="List Continue 2" w:semiHidden="1" w:unhideWhenUsed="1"/>
@@ -11108,10 +13087,32 @@
       <w:szCs w:val="24"/>
     </w:rPr>
   </w:style>
+  <w:style w:type="paragraph" w:styleId="4">
+    <w:name w:val="heading 4"/>
+    <w:basedOn w:val="a0"/>
+    <w:next w:val="a0"/>
+    <w:link w:val="40"/>
+    <w:uiPriority w:val="9"/>
+    <w:semiHidden/>
+    <w:unhideWhenUsed/>
+    <w:qFormat/>
+    <w:rsid w:val="000F01D1"/>
+    <w:pPr>
+      <w:keepNext/>
+      <w:keepLines/>
+      <w:spacing w:before="40" w:after="0"/>
+      <w:outlineLvl w:val="3"/>
+    </w:pPr>
+    <w:rPr>
+      <w:rFonts w:asciiTheme="majorHAnsi" w:eastAsiaTheme="majorEastAsia" w:hAnsiTheme="majorHAnsi" w:cstheme="majorBidi"/>
+      <w:i/>
+      <w:iCs/>
+      <w:color w:val="2F5496" w:themeColor="accent1" w:themeShade="BF"/>
+    </w:rPr>
+  </w:style>
   <w:style w:type="character" w:default="1" w:styleId="a1">
     <w:name w:val="Default Paragraph Font"/>
     <w:uiPriority w:val="1"/>
-    <w:semiHidden/>
     <w:unhideWhenUsed/>
   </w:style>
   <w:style w:type="table" w:default="1" w:styleId="a2">
@@ -11385,6 +13386,97 @@
       <w:color w:val="000000"/>
       <w:sz w:val="28"/>
       <w:lang w:val="en-US"/>
+    </w:rPr>
+  </w:style>
+  <w:style w:type="character" w:customStyle="1" w:styleId="40">
+    <w:name w:val="Заголовок 4 Знак"/>
+    <w:basedOn w:val="a1"/>
+    <w:link w:val="4"/>
+    <w:uiPriority w:val="9"/>
+    <w:semiHidden/>
+    <w:rsid w:val="000F01D1"/>
+    <w:rPr>
+      <w:rFonts w:asciiTheme="majorHAnsi" w:eastAsiaTheme="majorEastAsia" w:hAnsiTheme="majorHAnsi" w:cstheme="majorBidi"/>
+      <w:i/>
+      <w:iCs/>
+      <w:color w:val="2F5496" w:themeColor="accent1" w:themeShade="BF"/>
+    </w:rPr>
+  </w:style>
+  <w:style w:type="table" w:customStyle="1" w:styleId="TableNormal">
+    <w:name w:val="Table Normal"/>
+    <w:rsid w:val="000F01D1"/>
+    <w:pPr>
+      <w:pBdr>
+        <w:top w:val="nil"/>
+        <w:left w:val="nil"/>
+        <w:bottom w:val="nil"/>
+        <w:right w:val="nil"/>
+        <w:between w:val="nil"/>
+        <w:bar w:val="nil"/>
+      </w:pBdr>
+      <w:spacing w:after="0" w:line="240" w:lineRule="auto"/>
+    </w:pPr>
+    <w:rPr>
+      <w:rFonts w:ascii="Times New Roman" w:eastAsia="Arial Unicode MS" w:hAnsi="Times New Roman" w:cs="Times New Roman"/>
+      <w:sz w:val="20"/>
+      <w:szCs w:val="20"/>
+      <w:bdr w:val="nil"/>
+      <w:lang w:eastAsia="ru-RU"/>
+    </w:rPr>
+    <w:tblPr>
+      <w:tblInd w:w="0" w:type="dxa"/>
+      <w:tblCellMar>
+        <w:top w:w="0" w:type="dxa"/>
+        <w:left w:w="0" w:type="dxa"/>
+        <w:bottom w:w="0" w:type="dxa"/>
+        <w:right w:w="0" w:type="dxa"/>
+      </w:tblCellMar>
+    </w:tblPr>
+  </w:style>
+  <w:style w:type="paragraph" w:styleId="ad">
+    <w:name w:val="Body Text"/>
+    <w:link w:val="ae"/>
+    <w:rsid w:val="000F01D1"/>
+    <w:pPr>
+      <w:pBdr>
+        <w:top w:val="nil"/>
+        <w:left w:val="nil"/>
+        <w:bottom w:val="nil"/>
+        <w:right w:val="nil"/>
+        <w:between w:val="nil"/>
+        <w:bar w:val="nil"/>
+      </w:pBdr>
+      <w:spacing w:after="200" w:line="276" w:lineRule="auto"/>
+    </w:pPr>
+    <w:rPr>
+      <w:rFonts w:ascii="Cambria" w:eastAsia="Arial Unicode MS" w:hAnsi="Cambria" w:cs="Arial Unicode MS"/>
+      <w:color w:val="000000"/>
+      <w:u w:color="000000"/>
+      <w:bdr w:val="nil"/>
+      <w:lang w:eastAsia="ru-RU"/>
+      <w14:textOutline w14:w="0" w14:cap="flat" w14:cmpd="sng" w14:algn="ctr">
+        <w14:noFill/>
+        <w14:prstDash w14:val="solid"/>
+        <w14:bevel/>
+      </w14:textOutline>
+    </w:rPr>
+  </w:style>
+  <w:style w:type="character" w:customStyle="1" w:styleId="ae">
+    <w:name w:val="Основной текст Знак"/>
+    <w:basedOn w:val="a1"/>
+    <w:link w:val="ad"/>
+    <w:rsid w:val="000F01D1"/>
+    <w:rPr>
+      <w:rFonts w:ascii="Cambria" w:eastAsia="Arial Unicode MS" w:hAnsi="Cambria" w:cs="Arial Unicode MS"/>
+      <w:color w:val="000000"/>
+      <w:u w:color="000000"/>
+      <w:bdr w:val="nil"/>
+      <w:lang w:eastAsia="ru-RU"/>
+      <w14:textOutline w14:w="0" w14:cap="flat" w14:cmpd="sng" w14:algn="ctr">
+        <w14:noFill/>
+        <w14:prstDash w14:val="solid"/>
+        <w14:bevel/>
+      </w14:textOutline>
     </w:rPr>
   </w:style>
 </w:styles>
